--- a/fra/docx/010.content.docx
+++ b/fra/docx/010.content.docx
@@ -19,7 +19,7 @@
         <w:rPr>
           <w:lang w:val="fr_FR" w:bidi="fr_FR"/>
         </w:rPr>
-        <w:t>Resource: Study Notes - Profiles (Tyndale)</w:t>
+        <w:t>Resource: Tyndale Open Study Notes</w:t>
       </w:r>
       <w:r>
         <w:rPr>
@@ -112,7 +112,7 @@
         <w:rPr>
           <w:lang w:val="fr_FR" w:bidi="fr_FR"/>
         </w:rPr>
-        <w:t>Study Notes - Profiles (Tyndale)</w:t>
+        <w:t>Tyndale Open Study Notes</w:t>
       </w:r>
     </w:p>
     <w:p>
@@ -150,26 +150,6 @@
           <w:lang w:val="fr_FR" w:bidi="fr_FR"/>
         </w:rPr>
         <w:t>J</w:t>
-      </w:r>
-      <w:r>
-        <w:rPr>
-          <w:lang w:val="fr_FR" w:bidi="fr_FR"/>
-        </w:rPr>
-      </w:r>
-    </w:p>
-    <w:p>
-      <w:pPr/>
-      <w:r>
-        <w:rPr>
-          <w:lang w:val="fr_FR" w:bidi="fr_FR"/>
-        </w:rPr>
-      </w:r>
-      <w:r>
-        <w:rPr>
-          <w:i/>
-          <w:lang w:val="fr_FR" w:bidi="fr_FR"/>
-        </w:rPr>
-        <w:t>Jacob, Jacques, fils de Zébédée, Jacques, frère de Jésus, Jean le Baptiste, Jean Marc, Jean, fils de Zébédée, Jérémie, Jéroboam Ier, Jéroboam II, Jéthro (Reuel), Jézabel, Joab, Jonathan, Josaphat, Joseph, Josias, Josué, Juda, Judas Iscariot</w:t>
       </w:r>
       <w:r>
         <w:rPr>

--- a/fra/docx/010.content.docx
+++ b/fra/docx/010.content.docx
@@ -3359,6 +3359,1329 @@
         <w:rPr>
           <w:lang w:val="fr_FR" w:bidi="fr_FR"/>
         </w:rPr>
+        <w:t>Jean, fils de Zébédée</w:t>
+      </w:r>
+      <w:r>
+        <w:rPr>
+          <w:lang w:val="fr_FR" w:bidi="fr_FR"/>
+        </w:rPr>
+      </w:r>
+    </w:p>
+    <w:p>
+      <w:pPr/>
+      <w:r>
+        <w:rPr>
+          <w:lang w:val="fr_FR" w:bidi="fr_FR"/>
+        </w:rPr>
+      </w:r>
+      <w:r>
+        <w:rPr>
+          <w:lang w:val="fr_FR" w:bidi="fr_FR"/>
+        </w:rPr>
+        <w:t>Jean était l’un des douze disciples les plus proches de Jésus, appelés apôtres. Il était le frère de Jacques et le fils de Zébédée. Jésus a choisi ces douze hommes comme ses représentants spéciaux et leur a donné l’autorité d’enseigner aux autres à son sujet. Leur travail a contribué à fonder l’Église primitive. Selon la tradition ancienne, Jean, fils de Zébédée, a écrit l’Évangile de Jean, les Lettres de Jean et le Livre de l’Apocalypse.</w:t>
+      </w:r>
+    </w:p>
+    <w:p>
+      <w:pPr/>
+      <w:r>
+        <w:rPr>
+          <w:lang w:val="fr_FR" w:bidi="fr_FR"/>
+        </w:rPr>
+      </w:r>
+      <w:r>
+        <w:rPr>
+          <w:lang w:val="fr_FR" w:bidi="fr_FR"/>
+        </w:rPr>
+        <w:t>Jean et son frère Jacques étaient parmi les plus proches disciples de Jésus (</w:t>
+      </w:r>
+      <w:hyperlink r:id="rId99">
+        <w:r>
+          <w:rPr>
+            <w:lang w:val="fr_FR" w:bidi="fr_FR"/>
+          </w:rPr>
+          <w:rPr>
+            <w:color w:val="0000EE"/>
+            <w:u w:val="single"/>
+          </w:rPr>
+          <w:t>Mc 5.37</w:t>
+        </w:r>
+      </w:hyperlink>
+      <w:r>
+        <w:rPr>
+          <w:lang w:val="fr_FR" w:bidi="fr_FR"/>
+        </w:rPr>
+        <w:t xml:space="preserve"> ; </w:t>
+      </w:r>
+      <w:hyperlink r:id="rId119">
+        <w:r>
+          <w:rPr>
+            <w:lang w:val="fr_FR" w:bidi="fr_FR"/>
+          </w:rPr>
+          <w:rPr>
+            <w:color w:val="0000EE"/>
+            <w:u w:val="single"/>
+          </w:rPr>
+          <w:t>9.2</w:t>
+        </w:r>
+      </w:hyperlink>
+      <w:r>
+        <w:rPr>
+          <w:lang w:val="fr_FR" w:bidi="fr_FR"/>
+        </w:rPr>
+        <w:t xml:space="preserve"> ; </w:t>
+      </w:r>
+      <w:hyperlink r:id="rId148">
+        <w:r>
+          <w:rPr>
+            <w:lang w:val="fr_FR" w:bidi="fr_FR"/>
+          </w:rPr>
+          <w:rPr>
+            <w:color w:val="0000EE"/>
+            <w:u w:val="single"/>
+          </w:rPr>
+          <w:t>13.3</w:t>
+        </w:r>
+      </w:hyperlink>
+      <w:r>
+        <w:rPr>
+          <w:lang w:val="fr_FR" w:bidi="fr_FR"/>
+        </w:rPr>
+        <w:t xml:space="preserve"> ; </w:t>
+      </w:r>
+      <w:hyperlink r:id="rId105">
+        <w:r>
+          <w:rPr>
+            <w:lang w:val="fr_FR" w:bidi="fr_FR"/>
+          </w:rPr>
+          <w:rPr>
+            <w:color w:val="0000EE"/>
+            <w:u w:val="single"/>
+          </w:rPr>
+          <w:t>14.33</w:t>
+        </w:r>
+      </w:hyperlink>
+      <w:r>
+        <w:rPr>
+          <w:lang w:val="fr_FR" w:bidi="fr_FR"/>
+        </w:rPr>
+        <w:t xml:space="preserve">). Leur mère, Salomé, pourrait avoir été la sœur de Marie, mère de Jésus (voir </w:t>
+      </w:r>
+      <w:hyperlink r:id="rId86">
+        <w:r>
+          <w:rPr>
+            <w:lang w:val="fr_FR" w:bidi="fr_FR"/>
+          </w:rPr>
+          <w:rPr>
+            <w:color w:val="0000EE"/>
+            <w:u w:val="single"/>
+          </w:rPr>
+          <w:t>Mt 27.56</w:t>
+        </w:r>
+      </w:hyperlink>
+      <w:r>
+        <w:rPr>
+          <w:lang w:val="fr_FR" w:bidi="fr_FR"/>
+        </w:rPr>
+        <w:t xml:space="preserve"> ; </w:t>
+      </w:r>
+      <w:hyperlink r:id="rId87">
+        <w:r>
+          <w:rPr>
+            <w:lang w:val="fr_FR" w:bidi="fr_FR"/>
+          </w:rPr>
+          <w:rPr>
+            <w:color w:val="0000EE"/>
+            <w:u w:val="single"/>
+          </w:rPr>
+          <w:t>Mc 15.40</w:t>
+        </w:r>
+      </w:hyperlink>
+      <w:r>
+        <w:rPr>
+          <w:lang w:val="fr_FR" w:bidi="fr_FR"/>
+        </w:rPr>
+        <w:t xml:space="preserve"> ; </w:t>
+      </w:r>
+      <w:hyperlink r:id="rId88">
+        <w:r>
+          <w:rPr>
+            <w:lang w:val="fr_FR" w:bidi="fr_FR"/>
+          </w:rPr>
+          <w:rPr>
+            <w:color w:val="0000EE"/>
+            <w:u w:val="single"/>
+          </w:rPr>
+          <w:t>16.1</w:t>
+        </w:r>
+      </w:hyperlink>
+      <w:r>
+        <w:rPr>
+          <w:lang w:val="fr_FR" w:bidi="fr_FR"/>
+        </w:rPr>
+        <w:t xml:space="preserve"> ; </w:t>
+      </w:r>
+      <w:hyperlink r:id="rId89">
+        <w:r>
+          <w:rPr>
+            <w:lang w:val="fr_FR" w:bidi="fr_FR"/>
+          </w:rPr>
+          <w:rPr>
+            <w:color w:val="0000EE"/>
+            <w:u w:val="single"/>
+          </w:rPr>
+          <w:t>Jn 19.25</w:t>
+        </w:r>
+      </w:hyperlink>
+      <w:r>
+        <w:rPr>
+          <w:lang w:val="fr_FR" w:bidi="fr_FR"/>
+        </w:rPr>
+        <w:t>). Le nom de Jean apparaît généralement après celui de Jacques, ce qui suggère que Jean était plus jeune. Jacques et Jean étaient pêcheurs comme leur père (</w:t>
+      </w:r>
+      <w:hyperlink r:id="rId91">
+        <w:r>
+          <w:rPr>
+            <w:lang w:val="fr_FR" w:bidi="fr_FR"/>
+          </w:rPr>
+          <w:rPr>
+            <w:color w:val="0000EE"/>
+            <w:u w:val="single"/>
+          </w:rPr>
+          <w:t>Mt 4.21</w:t>
+        </w:r>
+      </w:hyperlink>
+      <w:r>
+        <w:rPr>
+          <w:lang w:val="fr_FR" w:bidi="fr_FR"/>
+        </w:rPr>
+        <w:t xml:space="preserve"> ; </w:t>
+      </w:r>
+      <w:hyperlink r:id="rId92">
+        <w:r>
+          <w:rPr>
+            <w:lang w:val="fr_FR" w:bidi="fr_FR"/>
+          </w:rPr>
+          <w:rPr>
+            <w:color w:val="0000EE"/>
+            <w:u w:val="single"/>
+          </w:rPr>
+          <w:t>Mc 1.19</w:t>
+        </w:r>
+      </w:hyperlink>
+      <w:r>
+        <w:rPr>
+          <w:lang w:val="fr_FR" w:bidi="fr_FR"/>
+        </w:rPr>
+        <w:t>). Ils pêchaient avec Pierre et André, une autre duo de frères devenus disciples (</w:t>
+      </w:r>
+      <w:hyperlink r:id="rId149">
+        <w:r>
+          <w:rPr>
+            <w:lang w:val="fr_FR" w:bidi="fr_FR"/>
+          </w:rPr>
+          <w:rPr>
+            <w:color w:val="0000EE"/>
+            <w:u w:val="single"/>
+          </w:rPr>
+          <w:t>Lc 5.8–10</w:t>
+        </w:r>
+      </w:hyperlink>
+      <w:r>
+        <w:rPr>
+          <w:lang w:val="fr_FR" w:bidi="fr_FR"/>
+        </w:rPr>
+        <w:t>).</w:t>
+      </w:r>
+    </w:p>
+    <w:p>
+      <w:pPr/>
+      <w:r>
+        <w:rPr>
+          <w:lang w:val="fr_FR" w:bidi="fr_FR"/>
+        </w:rPr>
+      </w:r>
+      <w:r>
+        <w:rPr>
+          <w:lang w:val="fr_FR" w:bidi="fr_FR"/>
+        </w:rPr>
+        <w:t>Ils faisaient partie des premiers disciples que Jésus a appelés, et ils ont tout quitté pour le suivre (</w:t>
+      </w:r>
+      <w:hyperlink r:id="rId94">
+        <w:r>
+          <w:rPr>
+            <w:lang w:val="fr_FR" w:bidi="fr_FR"/>
+          </w:rPr>
+          <w:rPr>
+            <w:color w:val="0000EE"/>
+            <w:u w:val="single"/>
+          </w:rPr>
+          <w:t>Mt 4.22</w:t>
+        </w:r>
+      </w:hyperlink>
+      <w:r>
+        <w:rPr>
+          <w:lang w:val="fr_FR" w:bidi="fr_FR"/>
+        </w:rPr>
+        <w:t xml:space="preserve"> ; </w:t>
+      </w:r>
+      <w:hyperlink r:id="rId95">
+        <w:r>
+          <w:rPr>
+            <w:lang w:val="fr_FR" w:bidi="fr_FR"/>
+          </w:rPr>
+          <w:rPr>
+            <w:color w:val="0000EE"/>
+            <w:u w:val="single"/>
+          </w:rPr>
+          <w:t>Mc 1.20</w:t>
+        </w:r>
+      </w:hyperlink>
+      <w:r>
+        <w:rPr>
+          <w:lang w:val="fr_FR" w:bidi="fr_FR"/>
+        </w:rPr>
+        <w:t xml:space="preserve"> ; </w:t>
+      </w:r>
+      <w:hyperlink r:id="rId96">
+        <w:r>
+          <w:rPr>
+            <w:lang w:val="fr_FR" w:bidi="fr_FR"/>
+          </w:rPr>
+          <w:rPr>
+            <w:color w:val="0000EE"/>
+            <w:u w:val="single"/>
+          </w:rPr>
+          <w:t>Lc 5.11</w:t>
+        </w:r>
+      </w:hyperlink>
+      <w:r>
+        <w:rPr>
+          <w:lang w:val="fr_FR" w:bidi="fr_FR"/>
+        </w:rPr>
+        <w:t xml:space="preserve"> ; comparer </w:t>
+      </w:r>
+      <w:hyperlink r:id="rId150">
+        <w:r>
+          <w:rPr>
+            <w:lang w:val="fr_FR" w:bidi="fr_FR"/>
+          </w:rPr>
+          <w:rPr>
+            <w:color w:val="0000EE"/>
+            <w:u w:val="single"/>
+          </w:rPr>
+          <w:t>Jn 1.35–40</w:t>
+        </w:r>
+      </w:hyperlink>
+      <w:r>
+        <w:rPr>
+          <w:lang w:val="fr_FR" w:bidi="fr_FR"/>
+        </w:rPr>
+        <w:t>). Jésus les a nommés « Fils du Tonnerre » (</w:t>
+      </w:r>
+      <w:hyperlink r:id="rId97">
+        <w:r>
+          <w:rPr>
+            <w:lang w:val="fr_FR" w:bidi="fr_FR"/>
+          </w:rPr>
+          <w:rPr>
+            <w:color w:val="0000EE"/>
+            <w:u w:val="single"/>
+          </w:rPr>
+          <w:t>Mc 3.17</w:t>
+        </w:r>
+      </w:hyperlink>
+      <w:r>
+        <w:rPr>
+          <w:lang w:val="fr_FR" w:bidi="fr_FR"/>
+        </w:rPr>
+        <w:t xml:space="preserve">). Ce nom pourrait signifier qu’ils étaient bruyants ou prompts à s’emporter (voir </w:t>
+      </w:r>
+      <w:hyperlink r:id="rId98">
+        <w:r>
+          <w:rPr>
+            <w:lang w:val="fr_FR" w:bidi="fr_FR"/>
+          </w:rPr>
+          <w:rPr>
+            <w:color w:val="0000EE"/>
+            <w:u w:val="single"/>
+          </w:rPr>
+          <w:t>Lc 9.54</w:t>
+        </w:r>
+      </w:hyperlink>
+      <w:r>
+        <w:rPr>
+          <w:lang w:val="fr_FR" w:bidi="fr_FR"/>
+        </w:rPr>
+        <w:t>). À un moment donné, les frères ont contrarié les autres disciples en demandant des positions spéciales dans le royaume futur (</w:t>
+      </w:r>
+      <w:hyperlink r:id="rId106">
+        <w:r>
+          <w:rPr>
+            <w:lang w:val="fr_FR" w:bidi="fr_FR"/>
+          </w:rPr>
+          <w:rPr>
+            <w:color w:val="0000EE"/>
+            <w:u w:val="single"/>
+          </w:rPr>
+          <w:t>Mt 20.20–28</w:t>
+        </w:r>
+      </w:hyperlink>
+      <w:r>
+        <w:rPr>
+          <w:lang w:val="fr_FR" w:bidi="fr_FR"/>
+        </w:rPr>
+        <w:t xml:space="preserve"> ; </w:t>
+      </w:r>
+      <w:hyperlink r:id="rId107">
+        <w:r>
+          <w:rPr>
+            <w:lang w:val="fr_FR" w:bidi="fr_FR"/>
+          </w:rPr>
+          <w:rPr>
+            <w:color w:val="0000EE"/>
+            <w:u w:val="single"/>
+          </w:rPr>
+          <w:t>Mc 10.35–45</w:t>
+        </w:r>
+      </w:hyperlink>
+      <w:r>
+        <w:rPr>
+          <w:lang w:val="fr_FR" w:bidi="fr_FR"/>
+        </w:rPr>
+        <w:t xml:space="preserve"> ; voir </w:t>
+      </w:r>
+      <w:hyperlink r:id="rId108">
+        <w:r>
+          <w:rPr>
+            <w:lang w:val="fr_FR" w:bidi="fr_FR"/>
+          </w:rPr>
+          <w:rPr>
+            <w:color w:val="0000EE"/>
+            <w:u w:val="single"/>
+          </w:rPr>
+          <w:t>Lc 22.24–27</w:t>
+        </w:r>
+      </w:hyperlink>
+      <w:r>
+        <w:rPr>
+          <w:lang w:val="fr_FR" w:bidi="fr_FR"/>
+        </w:rPr>
+        <w:t>).</w:t>
+      </w:r>
+    </w:p>
+    <w:p>
+      <w:pPr/>
+      <w:r>
+        <w:rPr>
+          <w:lang w:val="fr_FR" w:bidi="fr_FR"/>
+        </w:rPr>
+      </w:r>
+      <w:r>
+        <w:rPr>
+          <w:lang w:val="fr_FR" w:bidi="fr_FR"/>
+        </w:rPr>
+        <w:t>Les gens croient que Jean est le « disciple que Jésus aimait » non nommé et « un autre disciple » mentionné dans l’Évangile de Jean (</w:t>
+      </w:r>
+      <w:hyperlink r:id="rId151">
+        <w:r>
+          <w:rPr>
+            <w:lang w:val="fr_FR" w:bidi="fr_FR"/>
+          </w:rPr>
+          <w:rPr>
+            <w:color w:val="0000EE"/>
+            <w:u w:val="single"/>
+          </w:rPr>
+          <w:t>Jn 13.23–25</w:t>
+        </w:r>
+      </w:hyperlink>
+      <w:r>
+        <w:rPr>
+          <w:lang w:val="fr_FR" w:bidi="fr_FR"/>
+        </w:rPr>
+        <w:t xml:space="preserve"> ; </w:t>
+      </w:r>
+      <w:hyperlink r:id="rId152">
+        <w:r>
+          <w:rPr>
+            <w:lang w:val="fr_FR" w:bidi="fr_FR"/>
+          </w:rPr>
+          <w:rPr>
+            <w:color w:val="0000EE"/>
+            <w:u w:val="single"/>
+          </w:rPr>
+          <w:t>18.15–16</w:t>
+        </w:r>
+      </w:hyperlink>
+      <w:r>
+        <w:rPr>
+          <w:lang w:val="fr_FR" w:bidi="fr_FR"/>
+        </w:rPr>
+        <w:t xml:space="preserve"> ; </w:t>
+      </w:r>
+      <w:hyperlink r:id="rId153">
+        <w:r>
+          <w:rPr>
+            <w:lang w:val="fr_FR" w:bidi="fr_FR"/>
+          </w:rPr>
+          <w:rPr>
+            <w:color w:val="0000EE"/>
+            <w:u w:val="single"/>
+          </w:rPr>
+          <w:t>19.26–27</w:t>
+        </w:r>
+      </w:hyperlink>
+      <w:r>
+        <w:rPr>
+          <w:lang w:val="fr_FR" w:bidi="fr_FR"/>
+        </w:rPr>
+        <w:t xml:space="preserve"> ; </w:t>
+      </w:r>
+      <w:hyperlink r:id="rId154">
+        <w:r>
+          <w:rPr>
+            <w:lang w:val="fr_FR" w:bidi="fr_FR"/>
+          </w:rPr>
+          <w:rPr>
+            <w:color w:val="0000EE"/>
+            <w:u w:val="single"/>
+          </w:rPr>
+          <w:t>20.2–10</w:t>
+        </w:r>
+      </w:hyperlink>
+      <w:r>
+        <w:rPr>
+          <w:lang w:val="fr_FR" w:bidi="fr_FR"/>
+        </w:rPr>
+        <w:t xml:space="preserve"> ; </w:t>
+      </w:r>
+      <w:hyperlink r:id="rId155">
+        <w:r>
+          <w:rPr>
+            <w:lang w:val="fr_FR" w:bidi="fr_FR"/>
+          </w:rPr>
+          <w:rPr>
+            <w:color w:val="0000EE"/>
+            <w:u w:val="single"/>
+          </w:rPr>
+          <w:t>21.20–24</w:t>
+        </w:r>
+      </w:hyperlink>
+      <w:r>
+        <w:rPr>
+          <w:lang w:val="fr_FR" w:bidi="fr_FR"/>
+        </w:rPr>
+        <w:t>). Il pourrait avoir été le disciple non nommé de Jean le Baptiste qui, avec André, est devenu un des premiers disciples de Jésus (</w:t>
+      </w:r>
+      <w:hyperlink r:id="rId150">
+        <w:r>
+          <w:rPr>
+            <w:lang w:val="fr_FR" w:bidi="fr_FR"/>
+          </w:rPr>
+          <w:rPr>
+            <w:color w:val="0000EE"/>
+            <w:u w:val="single"/>
+          </w:rPr>
+          <w:t>Jn 1.35–40</w:t>
+        </w:r>
+      </w:hyperlink>
+      <w:r>
+        <w:rPr>
+          <w:lang w:val="fr_FR" w:bidi="fr_FR"/>
+        </w:rPr>
+        <w:t>).</w:t>
+      </w:r>
+    </w:p>
+    <w:p>
+      <w:pPr/>
+      <w:r>
+        <w:rPr>
+          <w:lang w:val="fr_FR" w:bidi="fr_FR"/>
+        </w:rPr>
+      </w:r>
+      <w:r>
+        <w:rPr>
+          <w:lang w:val="fr_FR" w:bidi="fr_FR"/>
+        </w:rPr>
+        <w:t>Le nom de Jean apparaît trois fois dans les Actes. Chaque fois, il travaille avec Pierre (</w:t>
+      </w:r>
+      <w:hyperlink r:id="rId156">
+        <w:r>
+          <w:rPr>
+            <w:lang w:val="fr_FR" w:bidi="fr_FR"/>
+          </w:rPr>
+          <w:rPr>
+            <w:color w:val="0000EE"/>
+            <w:u w:val="single"/>
+          </w:rPr>
+          <w:t>Ac 3.1–11</w:t>
+        </w:r>
+      </w:hyperlink>
+      <w:r>
+        <w:rPr>
+          <w:lang w:val="fr_FR" w:bidi="fr_FR"/>
+        </w:rPr>
+        <w:t xml:space="preserve"> ; </w:t>
+      </w:r>
+      <w:hyperlink r:id="rId157">
+        <w:r>
+          <w:rPr>
+            <w:lang w:val="fr_FR" w:bidi="fr_FR"/>
+          </w:rPr>
+          <w:rPr>
+            <w:color w:val="0000EE"/>
+            <w:u w:val="single"/>
+          </w:rPr>
+          <w:t>4.1–23</w:t>
+        </w:r>
+      </w:hyperlink>
+      <w:r>
+        <w:rPr>
+          <w:lang w:val="fr_FR" w:bidi="fr_FR"/>
+        </w:rPr>
+        <w:t xml:space="preserve"> ; </w:t>
+      </w:r>
+      <w:hyperlink r:id="rId158">
+        <w:r>
+          <w:rPr>
+            <w:lang w:val="fr_FR" w:bidi="fr_FR"/>
+          </w:rPr>
+          <w:rPr>
+            <w:color w:val="0000EE"/>
+            <w:u w:val="single"/>
+          </w:rPr>
+          <w:t>8.14–25</w:t>
+        </w:r>
+      </w:hyperlink>
+      <w:r>
+        <w:rPr>
+          <w:lang w:val="fr_FR" w:bidi="fr_FR"/>
+        </w:rPr>
+        <w:t>). Paul l’a appelé l’un des « piliers » de l’église à Jérusalem (</w:t>
+      </w:r>
+      <w:hyperlink r:id="rId146">
+        <w:r>
+          <w:rPr>
+            <w:lang w:val="fr_FR" w:bidi="fr_FR"/>
+          </w:rPr>
+          <w:rPr>
+            <w:color w:val="0000EE"/>
+            <w:u w:val="single"/>
+          </w:rPr>
+          <w:t>Ga 2.9</w:t>
+        </w:r>
+      </w:hyperlink>
+      <w:r>
+        <w:rPr>
+          <w:lang w:val="fr_FR" w:bidi="fr_FR"/>
+        </w:rPr>
+        <w:t>). Cela signifiait que Jean était un chef important dans l’église de Jérusalem.</w:t>
+      </w:r>
+    </w:p>
+    <w:p>
+      <w:pPr/>
+      <w:r>
+        <w:rPr>
+          <w:lang w:val="fr_FR" w:bidi="fr_FR"/>
+        </w:rPr>
+      </w:r>
+      <w:r>
+        <w:rPr>
+          <w:lang w:val="fr_FR" w:bidi="fr_FR"/>
+        </w:rPr>
+        <w:t>L’histoire la plus courante concernant la vie ultérieure de Jean est qu’il a déménagé à Éphèse. Là, il est devenu l’évêque d’Asie Mineure. Il a vécu jusqu’à un âge avancé et est mort paisiblement entouré d’amis. Son Évangile offre une image profonde de Jésus, et ses lettres (</w:t>
+      </w:r>
+      <w:hyperlink r:id="rId159">
+        <w:r>
+          <w:rPr>
+            <w:lang w:val="fr_FR" w:bidi="fr_FR"/>
+          </w:rPr>
+          <w:rPr>
+            <w:color w:val="0000EE"/>
+            <w:u w:val="single"/>
+          </w:rPr>
+          <w:t>1J</w:t>
+        </w:r>
+      </w:hyperlink>
+      <w:r>
+        <w:rPr>
+          <w:lang w:val="fr_FR" w:bidi="fr_FR"/>
+        </w:rPr>
+        <w:t xml:space="preserve">, </w:t>
+      </w:r>
+      <w:hyperlink r:id="rId160">
+        <w:r>
+          <w:rPr>
+            <w:lang w:val="fr_FR" w:bidi="fr_FR"/>
+          </w:rPr>
+          <w:rPr>
+            <w:color w:val="0000EE"/>
+            <w:u w:val="single"/>
+          </w:rPr>
+          <w:t>2J</w:t>
+        </w:r>
+      </w:hyperlink>
+      <w:r>
+        <w:rPr>
+          <w:lang w:val="fr_FR" w:bidi="fr_FR"/>
+        </w:rPr>
+        <w:t xml:space="preserve"> et </w:t>
+      </w:r>
+      <w:hyperlink r:id="rId161">
+        <w:r>
+          <w:rPr>
+            <w:lang w:val="fr_FR" w:bidi="fr_FR"/>
+          </w:rPr>
+          <w:rPr>
+            <w:color w:val="0000EE"/>
+            <w:u w:val="single"/>
+          </w:rPr>
+          <w:t>3J</w:t>
+        </w:r>
+      </w:hyperlink>
+      <w:r>
+        <w:rPr>
+          <w:lang w:val="fr_FR" w:bidi="fr_FR"/>
+        </w:rPr>
+        <w:t>) offrent une vue inspirante de la vie chrétienne.</w:t>
+      </w:r>
+    </w:p>
+    <w:p>
+      <w:pPr/>
+      <w:r>
+        <w:rPr>
+          <w:lang w:val="fr_FR" w:bidi="fr_FR"/>
+        </w:rPr>
+      </w:r>
+      <w:r>
+        <w:rPr>
+          <w:u w:val="single"/>
+          <w:lang w:val="fr_FR" w:bidi="fr_FR"/>
+        </w:rPr>
+        <w:t>Passages pour une étude approfondie</w:t>
+      </w:r>
+    </w:p>
+    <w:p>
+      <w:pPr/>
+      <w:r>
+        <w:rPr>
+          <w:lang w:val="fr_FR" w:bidi="fr_FR"/>
+        </w:rPr>
+      </w:r>
+      <w:hyperlink r:id="rId112">
+        <w:r>
+          <w:rPr>
+            <w:lang w:val="fr_FR" w:bidi="fr_FR"/>
+          </w:rPr>
+          <w:rPr>
+            <w:color w:val="0000EE"/>
+            <w:u w:val="single"/>
+          </w:rPr>
+          <w:t>Mt 4.21–22</w:t>
+        </w:r>
+      </w:hyperlink>
+      <w:r>
+        <w:rPr>
+          <w:lang w:val="fr_FR" w:bidi="fr_FR"/>
+        </w:rPr>
+        <w:t xml:space="preserve"> ; </w:t>
+      </w:r>
+      <w:hyperlink r:id="rId113">
+        <w:r>
+          <w:rPr>
+            <w:lang w:val="fr_FR" w:bidi="fr_FR"/>
+          </w:rPr>
+          <w:rPr>
+            <w:color w:val="0000EE"/>
+            <w:u w:val="single"/>
+          </w:rPr>
+          <w:t>10.2</w:t>
+        </w:r>
+      </w:hyperlink>
+      <w:r>
+        <w:rPr>
+          <w:lang w:val="fr_FR" w:bidi="fr_FR"/>
+        </w:rPr>
+        <w:t xml:space="preserve"> ; </w:t>
+      </w:r>
+      <w:hyperlink r:id="rId114">
+        <w:r>
+          <w:rPr>
+            <w:lang w:val="fr_FR" w:bidi="fr_FR"/>
+          </w:rPr>
+          <w:rPr>
+            <w:color w:val="0000EE"/>
+            <w:u w:val="single"/>
+          </w:rPr>
+          <w:t>17.1</w:t>
+        </w:r>
+      </w:hyperlink>
+      <w:r>
+        <w:rPr>
+          <w:lang w:val="fr_FR" w:bidi="fr_FR"/>
+        </w:rPr>
+        <w:t xml:space="preserve"> ; </w:t>
+      </w:r>
+      <w:hyperlink r:id="rId115">
+        <w:r>
+          <w:rPr>
+            <w:lang w:val="fr_FR" w:bidi="fr_FR"/>
+          </w:rPr>
+          <w:rPr>
+            <w:color w:val="0000EE"/>
+            <w:u w:val="single"/>
+          </w:rPr>
+          <w:t>20.20–24</w:t>
+        </w:r>
+      </w:hyperlink>
+      <w:r>
+        <w:rPr>
+          <w:lang w:val="fr_FR" w:bidi="fr_FR"/>
+        </w:rPr>
+        <w:t xml:space="preserve"> ; </w:t>
+      </w:r>
+      <w:hyperlink r:id="rId116">
+        <w:r>
+          <w:rPr>
+            <w:lang w:val="fr_FR" w:bidi="fr_FR"/>
+          </w:rPr>
+          <w:rPr>
+            <w:color w:val="0000EE"/>
+            <w:u w:val="single"/>
+          </w:rPr>
+          <w:t>26.37–46</w:t>
+        </w:r>
+      </w:hyperlink>
+      <w:r>
+        <w:rPr>
+          <w:lang w:val="fr_FR" w:bidi="fr_FR"/>
+        </w:rPr>
+        <w:t xml:space="preserve"> ; </w:t>
+      </w:r>
+      <w:hyperlink r:id="rId117">
+        <w:r>
+          <w:rPr>
+            <w:lang w:val="fr_FR" w:bidi="fr_FR"/>
+          </w:rPr>
+          <w:rPr>
+            <w:color w:val="0000EE"/>
+            <w:u w:val="single"/>
+          </w:rPr>
+          <w:t>Mc 1.19–20</w:t>
+        </w:r>
+      </w:hyperlink>
+      <w:r>
+        <w:rPr>
+          <w:lang w:val="fr_FR" w:bidi="fr_FR"/>
+        </w:rPr>
+        <w:t xml:space="preserve">, </w:t>
+      </w:r>
+      <w:hyperlink r:id="rId118">
+        <w:r>
+          <w:rPr>
+            <w:lang w:val="fr_FR" w:bidi="fr_FR"/>
+          </w:rPr>
+          <w:rPr>
+            <w:color w:val="0000EE"/>
+            <w:u w:val="single"/>
+          </w:rPr>
+          <w:t>29</w:t>
+        </w:r>
+      </w:hyperlink>
+      <w:r>
+        <w:rPr>
+          <w:lang w:val="fr_FR" w:bidi="fr_FR"/>
+        </w:rPr>
+        <w:t xml:space="preserve"> ; </w:t>
+      </w:r>
+      <w:hyperlink r:id="rId97">
+        <w:r>
+          <w:rPr>
+            <w:lang w:val="fr_FR" w:bidi="fr_FR"/>
+          </w:rPr>
+          <w:rPr>
+            <w:color w:val="0000EE"/>
+            <w:u w:val="single"/>
+          </w:rPr>
+          <w:t>3.17</w:t>
+        </w:r>
+      </w:hyperlink>
+      <w:r>
+        <w:rPr>
+          <w:lang w:val="fr_FR" w:bidi="fr_FR"/>
+        </w:rPr>
+        <w:t xml:space="preserve"> ; </w:t>
+      </w:r>
+      <w:hyperlink r:id="rId99">
+        <w:r>
+          <w:rPr>
+            <w:lang w:val="fr_FR" w:bidi="fr_FR"/>
+          </w:rPr>
+          <w:rPr>
+            <w:color w:val="0000EE"/>
+            <w:u w:val="single"/>
+          </w:rPr>
+          <w:t>5.37</w:t>
+        </w:r>
+      </w:hyperlink>
+      <w:r>
+        <w:rPr>
+          <w:lang w:val="fr_FR" w:bidi="fr_FR"/>
+        </w:rPr>
+        <w:t xml:space="preserve"> ; </w:t>
+      </w:r>
+      <w:hyperlink r:id="rId119">
+        <w:r>
+          <w:rPr>
+            <w:lang w:val="fr_FR" w:bidi="fr_FR"/>
+          </w:rPr>
+          <w:rPr>
+            <w:color w:val="0000EE"/>
+            <w:u w:val="single"/>
+          </w:rPr>
+          <w:t>9.2</w:t>
+        </w:r>
+      </w:hyperlink>
+      <w:r>
+        <w:rPr>
+          <w:lang w:val="fr_FR" w:bidi="fr_FR"/>
+        </w:rPr>
+        <w:t xml:space="preserve">, </w:t>
+      </w:r>
+      <w:hyperlink r:id="rId162">
+        <w:r>
+          <w:rPr>
+            <w:lang w:val="fr_FR" w:bidi="fr_FR"/>
+          </w:rPr>
+          <w:rPr>
+            <w:color w:val="0000EE"/>
+            <w:u w:val="single"/>
+          </w:rPr>
+          <w:t>38</w:t>
+        </w:r>
+      </w:hyperlink>
+      <w:r>
+        <w:rPr>
+          <w:lang w:val="fr_FR" w:bidi="fr_FR"/>
+        </w:rPr>
+        <w:t xml:space="preserve"> ; </w:t>
+      </w:r>
+      <w:hyperlink r:id="rId120">
+        <w:r>
+          <w:rPr>
+            <w:lang w:val="fr_FR" w:bidi="fr_FR"/>
+          </w:rPr>
+          <w:rPr>
+            <w:color w:val="0000EE"/>
+            <w:u w:val="single"/>
+          </w:rPr>
+          <w:t>10.35–41</w:t>
+        </w:r>
+      </w:hyperlink>
+      <w:r>
+        <w:rPr>
+          <w:lang w:val="fr_FR" w:bidi="fr_FR"/>
+        </w:rPr>
+        <w:t xml:space="preserve"> ; </w:t>
+      </w:r>
+      <w:hyperlink r:id="rId121">
+        <w:r>
+          <w:rPr>
+            <w:lang w:val="fr_FR" w:bidi="fr_FR"/>
+          </w:rPr>
+          <w:rPr>
+            <w:color w:val="0000EE"/>
+            <w:u w:val="single"/>
+          </w:rPr>
+          <w:t>13.3–4</w:t>
+        </w:r>
+      </w:hyperlink>
+      <w:r>
+        <w:rPr>
+          <w:lang w:val="fr_FR" w:bidi="fr_FR"/>
+        </w:rPr>
+        <w:t xml:space="preserve"> ; </w:t>
+      </w:r>
+      <w:hyperlink r:id="rId122">
+        <w:r>
+          <w:rPr>
+            <w:lang w:val="fr_FR" w:bidi="fr_FR"/>
+          </w:rPr>
+          <w:rPr>
+            <w:color w:val="0000EE"/>
+            <w:u w:val="single"/>
+          </w:rPr>
+          <w:t>14.33–42</w:t>
+        </w:r>
+      </w:hyperlink>
+      <w:r>
+        <w:rPr>
+          <w:lang w:val="fr_FR" w:bidi="fr_FR"/>
+        </w:rPr>
+        <w:t xml:space="preserve"> ; </w:t>
+      </w:r>
+      <w:hyperlink r:id="rId93">
+        <w:r>
+          <w:rPr>
+            <w:lang w:val="fr_FR" w:bidi="fr_FR"/>
+          </w:rPr>
+          <w:rPr>
+            <w:color w:val="0000EE"/>
+            <w:u w:val="single"/>
+          </w:rPr>
+          <w:t>Lc 5.10</w:t>
+        </w:r>
+      </w:hyperlink>
+      <w:r>
+        <w:rPr>
+          <w:lang w:val="fr_FR" w:bidi="fr_FR"/>
+        </w:rPr>
+        <w:t xml:space="preserve"> ; </w:t>
+      </w:r>
+      <w:hyperlink r:id="rId123">
+        <w:r>
+          <w:rPr>
+            <w:lang w:val="fr_FR" w:bidi="fr_FR"/>
+          </w:rPr>
+          <w:rPr>
+            <w:color w:val="0000EE"/>
+            <w:u w:val="single"/>
+          </w:rPr>
+          <w:t>6.14</w:t>
+        </w:r>
+      </w:hyperlink>
+      <w:r>
+        <w:rPr>
+          <w:lang w:val="fr_FR" w:bidi="fr_FR"/>
+        </w:rPr>
+        <w:t xml:space="preserve"> ; </w:t>
+      </w:r>
+      <w:hyperlink r:id="rId100">
+        <w:r>
+          <w:rPr>
+            <w:lang w:val="fr_FR" w:bidi="fr_FR"/>
+          </w:rPr>
+          <w:rPr>
+            <w:color w:val="0000EE"/>
+            <w:u w:val="single"/>
+          </w:rPr>
+          <w:t>8.51</w:t>
+        </w:r>
+      </w:hyperlink>
+      <w:r>
+        <w:rPr>
+          <w:lang w:val="fr_FR" w:bidi="fr_FR"/>
+        </w:rPr>
+        <w:t xml:space="preserve"> ; </w:t>
+      </w:r>
+      <w:hyperlink r:id="rId124">
+        <w:r>
+          <w:rPr>
+            <w:lang w:val="fr_FR" w:bidi="fr_FR"/>
+          </w:rPr>
+          <w:rPr>
+            <w:color w:val="0000EE"/>
+            <w:u w:val="single"/>
+          </w:rPr>
+          <w:t>9.28</w:t>
+        </w:r>
+      </w:hyperlink>
+      <w:r>
+        <w:rPr>
+          <w:lang w:val="fr_FR" w:bidi="fr_FR"/>
+        </w:rPr>
+        <w:t xml:space="preserve">, </w:t>
+      </w:r>
+      <w:hyperlink r:id="rId163">
+        <w:r>
+          <w:rPr>
+            <w:lang w:val="fr_FR" w:bidi="fr_FR"/>
+          </w:rPr>
+          <w:rPr>
+            <w:color w:val="0000EE"/>
+            <w:u w:val="single"/>
+          </w:rPr>
+          <w:t>49</w:t>
+        </w:r>
+      </w:hyperlink>
+      <w:r>
+        <w:rPr>
+          <w:lang w:val="fr_FR" w:bidi="fr_FR"/>
+        </w:rPr>
+        <w:t xml:space="preserve">, </w:t>
+      </w:r>
+      <w:hyperlink r:id="rId98">
+        <w:r>
+          <w:rPr>
+            <w:lang w:val="fr_FR" w:bidi="fr_FR"/>
+          </w:rPr>
+          <w:rPr>
+            <w:color w:val="0000EE"/>
+            <w:u w:val="single"/>
+          </w:rPr>
+          <w:t>54</w:t>
+        </w:r>
+      </w:hyperlink>
+      <w:r>
+        <w:rPr>
+          <w:lang w:val="fr_FR" w:bidi="fr_FR"/>
+        </w:rPr>
+        <w:t xml:space="preserve"> ; </w:t>
+      </w:r>
+      <w:hyperlink r:id="rId151">
+        <w:r>
+          <w:rPr>
+            <w:lang w:val="fr_FR" w:bidi="fr_FR"/>
+          </w:rPr>
+          <w:rPr>
+            <w:color w:val="0000EE"/>
+            <w:u w:val="single"/>
+          </w:rPr>
+          <w:t>Jn 13.23–25</w:t>
+        </w:r>
+      </w:hyperlink>
+      <w:r>
+        <w:rPr>
+          <w:lang w:val="fr_FR" w:bidi="fr_FR"/>
+        </w:rPr>
+        <w:t xml:space="preserve"> ; </w:t>
+      </w:r>
+      <w:hyperlink r:id="rId152">
+        <w:r>
+          <w:rPr>
+            <w:lang w:val="fr_FR" w:bidi="fr_FR"/>
+          </w:rPr>
+          <w:rPr>
+            <w:color w:val="0000EE"/>
+            <w:u w:val="single"/>
+          </w:rPr>
+          <w:t>18.15–16</w:t>
+        </w:r>
+      </w:hyperlink>
+      <w:r>
+        <w:rPr>
+          <w:lang w:val="fr_FR" w:bidi="fr_FR"/>
+        </w:rPr>
+        <w:t xml:space="preserve"> ; </w:t>
+      </w:r>
+      <w:hyperlink r:id="rId153">
+        <w:r>
+          <w:rPr>
+            <w:lang w:val="fr_FR" w:bidi="fr_FR"/>
+          </w:rPr>
+          <w:rPr>
+            <w:color w:val="0000EE"/>
+            <w:u w:val="single"/>
+          </w:rPr>
+          <w:t>19.26–27</w:t>
+        </w:r>
+      </w:hyperlink>
+      <w:r>
+        <w:rPr>
+          <w:lang w:val="fr_FR" w:bidi="fr_FR"/>
+        </w:rPr>
+        <w:t xml:space="preserve"> ; </w:t>
+      </w:r>
+      <w:hyperlink r:id="rId154">
+        <w:r>
+          <w:rPr>
+            <w:lang w:val="fr_FR" w:bidi="fr_FR"/>
+          </w:rPr>
+          <w:rPr>
+            <w:color w:val="0000EE"/>
+            <w:u w:val="single"/>
+          </w:rPr>
+          <w:t>20.2–10</w:t>
+        </w:r>
+      </w:hyperlink>
+      <w:r>
+        <w:rPr>
+          <w:lang w:val="fr_FR" w:bidi="fr_FR"/>
+        </w:rPr>
+        <w:t xml:space="preserve"> ; </w:t>
+      </w:r>
+      <w:hyperlink r:id="rId126">
+        <w:r>
+          <w:rPr>
+            <w:lang w:val="fr_FR" w:bidi="fr_FR"/>
+          </w:rPr>
+          <w:rPr>
+            <w:color w:val="0000EE"/>
+            <w:u w:val="single"/>
+          </w:rPr>
+          <w:t>21.2</w:t>
+        </w:r>
+      </w:hyperlink>
+      <w:r>
+        <w:rPr>
+          <w:lang w:val="fr_FR" w:bidi="fr_FR"/>
+        </w:rPr>
+        <w:t xml:space="preserve">, </w:t>
+      </w:r>
+      <w:hyperlink r:id="rId164">
+        <w:r>
+          <w:rPr>
+            <w:lang w:val="fr_FR" w:bidi="fr_FR"/>
+          </w:rPr>
+          <w:rPr>
+            <w:color w:val="0000EE"/>
+            <w:u w:val="single"/>
+          </w:rPr>
+          <w:t>7</w:t>
+        </w:r>
+      </w:hyperlink>
+      <w:r>
+        <w:rPr>
+          <w:lang w:val="fr_FR" w:bidi="fr_FR"/>
+        </w:rPr>
+        <w:t xml:space="preserve">, </w:t>
+      </w:r>
+      <w:hyperlink r:id="rId155">
+        <w:r>
+          <w:rPr>
+            <w:lang w:val="fr_FR" w:bidi="fr_FR"/>
+          </w:rPr>
+          <w:rPr>
+            <w:color w:val="0000EE"/>
+            <w:u w:val="single"/>
+          </w:rPr>
+          <w:t>20–24</w:t>
+        </w:r>
+      </w:hyperlink>
+      <w:r>
+        <w:rPr>
+          <w:lang w:val="fr_FR" w:bidi="fr_FR"/>
+        </w:rPr>
+        <w:t xml:space="preserve"> ; </w:t>
+      </w:r>
+      <w:hyperlink r:id="rId127">
+        <w:r>
+          <w:rPr>
+            <w:lang w:val="fr_FR" w:bidi="fr_FR"/>
+          </w:rPr>
+          <w:rPr>
+            <w:color w:val="0000EE"/>
+            <w:u w:val="single"/>
+          </w:rPr>
+          <w:t>Ac 1.13</w:t>
+        </w:r>
+      </w:hyperlink>
+      <w:r>
+        <w:rPr>
+          <w:lang w:val="fr_FR" w:bidi="fr_FR"/>
+        </w:rPr>
+        <w:t xml:space="preserve"> ; </w:t>
+      </w:r>
+      <w:hyperlink r:id="rId156">
+        <w:r>
+          <w:rPr>
+            <w:lang w:val="fr_FR" w:bidi="fr_FR"/>
+          </w:rPr>
+          <w:rPr>
+            <w:color w:val="0000EE"/>
+            <w:u w:val="single"/>
+          </w:rPr>
+          <w:t>3.1–11</w:t>
+        </w:r>
+      </w:hyperlink>
+      <w:r>
+        <w:rPr>
+          <w:lang w:val="fr_FR" w:bidi="fr_FR"/>
+        </w:rPr>
+        <w:t xml:space="preserve"> ; </w:t>
+      </w:r>
+      <w:hyperlink r:id="rId165">
+        <w:r>
+          <w:rPr>
+            <w:lang w:val="fr_FR" w:bidi="fr_FR"/>
+          </w:rPr>
+          <w:rPr>
+            <w:color w:val="0000EE"/>
+            <w:u w:val="single"/>
+          </w:rPr>
+          <w:t>4.1–22</w:t>
+        </w:r>
+      </w:hyperlink>
+      <w:r>
+        <w:rPr>
+          <w:lang w:val="fr_FR" w:bidi="fr_FR"/>
+        </w:rPr>
+        <w:t xml:space="preserve"> ; </w:t>
+      </w:r>
+      <w:hyperlink r:id="rId166">
+        <w:r>
+          <w:rPr>
+            <w:lang w:val="fr_FR" w:bidi="fr_FR"/>
+          </w:rPr>
+          <w:rPr>
+            <w:color w:val="0000EE"/>
+            <w:u w:val="single"/>
+          </w:rPr>
+          <w:t>5.17–42</w:t>
+        </w:r>
+      </w:hyperlink>
+      <w:r>
+        <w:rPr>
+          <w:lang w:val="fr_FR" w:bidi="fr_FR"/>
+        </w:rPr>
+        <w:t xml:space="preserve"> ; </w:t>
+      </w:r>
+      <w:hyperlink r:id="rId158">
+        <w:r>
+          <w:rPr>
+            <w:lang w:val="fr_FR" w:bidi="fr_FR"/>
+          </w:rPr>
+          <w:rPr>
+            <w:color w:val="0000EE"/>
+            <w:u w:val="single"/>
+          </w:rPr>
+          <w:t>8.14–25</w:t>
+        </w:r>
+      </w:hyperlink>
+      <w:r>
+        <w:rPr>
+          <w:lang w:val="fr_FR" w:bidi="fr_FR"/>
+        </w:rPr>
+        <w:t xml:space="preserve"> ; </w:t>
+      </w:r>
+      <w:hyperlink r:id="rId146">
+        <w:r>
+          <w:rPr>
+            <w:lang w:val="fr_FR" w:bidi="fr_FR"/>
+          </w:rPr>
+          <w:rPr>
+            <w:color w:val="0000EE"/>
+            <w:u w:val="single"/>
+          </w:rPr>
+          <w:t>Ga 2.9</w:t>
+        </w:r>
+      </w:hyperlink>
+      <w:r>
+        <w:rPr>
+          <w:lang w:val="fr_FR" w:bidi="fr_FR"/>
+        </w:rPr>
+      </w:r>
+      <w:r>
+        <w:rPr>
+          <w:lang w:val="fr_FR" w:bidi="fr_FR"/>
+        </w:rPr>
+      </w:r>
+    </w:p>
+    <w:p>
+      <w:pPr/>
+      <w:r>
+        <w:rPr>
+          <w:lang w:val="fr_FR" w:bidi="fr_FR"/>
+        </w:rPr>
+      </w:r>
+    </w:p>
+    <w:p>
+      <w:pPr>
+        <w:pStyle w:val="Heading2"/>
+      </w:pPr>
+      <w:r>
+        <w:rPr>
+          <w:lang w:val="fr_FR" w:bidi="fr_FR"/>
+        </w:rPr>
         <w:t>Jean le Baptiste</w:t>
       </w:r>
       <w:r>
@@ -3380,7 +4703,7 @@
         </w:rPr>
         <w:t>Jean le Baptiste était un prédicateur passionné qui vivait dans le désert et appelait les gens à se repentir (à changer leur vie en cessant leurs mauvaises actions et en se tournant vers Dieu). Il est devenu connu sous le nom de « le Baptiste » (ou « le Baptiseur ») parce qu’il baptisait (immergeait) les gens dans l’eau comme un signe qu’ils se détournaient de leurs péchés. Jean agissait comme Élie pour préparer les gens à l’arrivée du Messie (</w:t>
       </w:r>
-      <w:hyperlink r:id="rId148">
+      <w:hyperlink r:id="rId167">
         <w:r>
           <w:rPr>
             <w:lang w:val="fr_FR" w:bidi="fr_FR"/>
@@ -3398,7 +4721,7 @@
         </w:rPr>
         <w:t xml:space="preserve"> ; </w:t>
       </w:r>
-      <w:hyperlink r:id="rId149">
+      <w:hyperlink r:id="rId168">
         <w:r>
           <w:rPr>
             <w:lang w:val="fr_FR" w:bidi="fr_FR"/>
@@ -3416,7 +4739,7 @@
         </w:rPr>
         <w:t xml:space="preserve"> ; </w:t>
       </w:r>
-      <w:hyperlink r:id="rId150">
+      <w:hyperlink r:id="rId169">
         <w:r>
           <w:rPr>
             <w:lang w:val="fr_FR" w:bidi="fr_FR"/>
@@ -3434,7 +4757,7 @@
         </w:rPr>
         <w:t xml:space="preserve"> ; </w:t>
       </w:r>
-      <w:hyperlink r:id="rId151">
+      <w:hyperlink r:id="rId170">
         <w:r>
           <w:rPr>
             <w:lang w:val="fr_FR" w:bidi="fr_FR"/>
@@ -3466,7 +4789,7 @@
         </w:rPr>
         <w:t>La naissance de Jean, tout comme celle de Jésus, était extraordinaire. Les parents de Jean étaient très âgés et incapables d’avoir des enfants (</w:t>
       </w:r>
-      <w:hyperlink r:id="rId152">
+      <w:hyperlink r:id="rId171">
         <w:r>
           <w:rPr>
             <w:lang w:val="fr_FR" w:bidi="fr_FR"/>
@@ -3484,7 +4807,7 @@
         </w:rPr>
         <w:t>). Sa mère, Élisabeth, était une parente de Marie, la mère de Jésus (</w:t>
       </w:r>
-      <w:hyperlink r:id="rId153">
+      <w:hyperlink r:id="rId172">
         <w:r>
           <w:rPr>
             <w:lang w:val="fr_FR" w:bidi="fr_FR"/>
@@ -3516,7 +4839,7 @@
         </w:rPr>
         <w:t>Jean était rempli du Saint-Esprit dès sa naissance et a consacré sa vie à préparer les gens à l’arrivée du Seigneur (</w:t>
       </w:r>
-      <w:hyperlink r:id="rId154">
+      <w:hyperlink r:id="rId173">
         <w:r>
           <w:rPr>
             <w:lang w:val="fr_FR" w:bidi="fr_FR"/>
@@ -3534,7 +4857,7 @@
         </w:rPr>
         <w:t>). Il a commencé à enseigner les gens quand il avait environ trente ans, tout en vivant dans le désert (</w:t>
       </w:r>
-      <w:hyperlink r:id="rId155">
+      <w:hyperlink r:id="rId174">
         <w:r>
           <w:rPr>
             <w:lang w:val="fr_FR" w:bidi="fr_FR"/>
@@ -3552,7 +4875,7 @@
         </w:rPr>
         <w:t xml:space="preserve">). Il portait des vêtements faits de poils de chameau avec une ceinture en cuir, semblables à ceux des anciens prophètes, et mangeait de la nourriture du désert (sauterelles et miel sauvage, voir </w:t>
       </w:r>
-      <w:hyperlink r:id="rId156">
+      <w:hyperlink r:id="rId175">
         <w:r>
           <w:rPr>
             <w:lang w:val="fr_FR" w:bidi="fr_FR"/>
@@ -3570,7 +4893,7 @@
         </w:rPr>
         <w:t xml:space="preserve">; </w:t>
       </w:r>
-      <w:hyperlink r:id="rId157">
+      <w:hyperlink r:id="rId176">
         <w:r>
           <w:rPr>
             <w:lang w:val="fr_FR" w:bidi="fr_FR"/>
@@ -3588,7 +4911,7 @@
         </w:rPr>
         <w:t>). Jean exhortait tout le monde à se repentir et à se faire baptiser (</w:t>
       </w:r>
-      <w:hyperlink r:id="rId158">
+      <w:hyperlink r:id="rId177">
         <w:r>
           <w:rPr>
             <w:lang w:val="fr_FR" w:bidi="fr_FR"/>
@@ -3606,7 +4929,7 @@
         </w:rPr>
         <w:t xml:space="preserve">; </w:t>
       </w:r>
-      <w:hyperlink r:id="rId159">
+      <w:hyperlink r:id="rId178">
         <w:r>
           <w:rPr>
             <w:lang w:val="fr_FR" w:bidi="fr_FR"/>
@@ -3624,7 +4947,7 @@
         </w:rPr>
         <w:t xml:space="preserve">; </w:t>
       </w:r>
-      <w:hyperlink r:id="rId160">
+      <w:hyperlink r:id="rId179">
         <w:r>
           <w:rPr>
             <w:lang w:val="fr_FR" w:bidi="fr_FR"/>
@@ -3642,7 +4965,7 @@
         </w:rPr>
         <w:t>). Il a même critiqué les chefs religieux qui venaient l’écouter (</w:t>
       </w:r>
-      <w:hyperlink r:id="rId161">
+      <w:hyperlink r:id="rId180">
         <w:r>
           <w:rPr>
             <w:lang w:val="fr_FR" w:bidi="fr_FR"/>
@@ -3674,7 +4997,7 @@
         </w:rPr>
         <w:t>Jean a baptisé Jésus, bien qu’au début il s’en sentît indigne (</w:t>
       </w:r>
-      <w:hyperlink r:id="rId162">
+      <w:hyperlink r:id="rId181">
         <w:r>
           <w:rPr>
             <w:lang w:val="fr_FR" w:bidi="fr_FR"/>
@@ -3692,7 +5015,7 @@
         </w:rPr>
         <w:t>). Jean savait que Jésus était plus grand que lui. Alors que Jean utilisait de l’eau, Jésus allait « baptiser avec le Saint-Esprit » (</w:t>
       </w:r>
-      <w:hyperlink r:id="rId163">
+      <w:hyperlink r:id="rId182">
         <w:r>
           <w:rPr>
             <w:lang w:val="fr_FR" w:bidi="fr_FR"/>
@@ -3710,7 +5033,7 @@
         </w:rPr>
         <w:t xml:space="preserve"> ; </w:t>
       </w:r>
-      <w:hyperlink r:id="rId164">
+      <w:hyperlink r:id="rId183">
         <w:r>
           <w:rPr>
             <w:lang w:val="fr_FR" w:bidi="fr_FR"/>
@@ -3728,7 +5051,7 @@
         </w:rPr>
         <w:t xml:space="preserve"> ; </w:t>
       </w:r>
-      <w:hyperlink r:id="rId165">
+      <w:hyperlink r:id="rId184">
         <w:r>
           <w:rPr>
             <w:lang w:val="fr_FR" w:bidi="fr_FR"/>
@@ -3746,7 +5069,7 @@
         </w:rPr>
         <w:t xml:space="preserve"> ; </w:t>
       </w:r>
-      <w:hyperlink r:id="rId166">
+      <w:hyperlink r:id="rId185">
         <w:r>
           <w:rPr>
             <w:lang w:val="fr_FR" w:bidi="fr_FR"/>
@@ -3764,7 +5087,7 @@
         </w:rPr>
         <w:t xml:space="preserve"> ; comparer </w:t>
       </w:r>
-      <w:hyperlink r:id="rId167">
+      <w:hyperlink r:id="rId186">
         <w:r>
           <w:rPr>
             <w:lang w:val="fr_FR" w:bidi="fr_FR"/>
@@ -3800,7 +5123,7 @@
         </w:rPr>
         <w:t>André (</w:t>
       </w:r>
-      <w:hyperlink r:id="rId168">
+      <w:hyperlink r:id="rId150">
         <w:r>
           <w:rPr>
             <w:lang w:val="fr_FR" w:bidi="fr_FR"/>
@@ -3836,7 +5159,7 @@
         </w:rPr>
         <w:t>Apollos (</w:t>
       </w:r>
-      <w:hyperlink r:id="rId169">
+      <w:hyperlink r:id="rId187">
         <w:r>
           <w:rPr>
             <w:lang w:val="fr_FR" w:bidi="fr_FR"/>
@@ -3872,7 +5195,7 @@
         </w:rPr>
         <w:t>Les douze disciples à Éphèse (</w:t>
       </w:r>
-      <w:hyperlink r:id="rId170">
+      <w:hyperlink r:id="rId188">
         <w:r>
           <w:rPr>
             <w:lang w:val="fr_FR" w:bidi="fr_FR"/>
@@ -3904,7 +5227,7 @@
         </w:rPr>
         <w:t>Jean a critiqué Hérode Antipas pour avoir épousé Hérodiade, la femme de son frère Philippe, ce qui était contraire à la loi. Pour satisfaire Hérodiade, Hérode a emprisonné puis exécuté Jean (</w:t>
       </w:r>
-      <w:hyperlink r:id="rId171">
+      <w:hyperlink r:id="rId189">
         <w:r>
           <w:rPr>
             <w:lang w:val="fr_FR" w:bidi="fr_FR"/>
@@ -3922,6 +5245,507 @@
         </w:rPr>
         <w:t xml:space="preserve"> ; </w:t>
       </w:r>
+      <w:hyperlink r:id="rId190">
+        <w:r>
+          <w:rPr>
+            <w:lang w:val="fr_FR" w:bidi="fr_FR"/>
+          </w:rPr>
+          <w:rPr>
+            <w:color w:val="0000EE"/>
+            <w:u w:val="single"/>
+          </w:rPr>
+          <w:t>Mc 6.17–29</w:t>
+        </w:r>
+      </w:hyperlink>
+      <w:r>
+        <w:rPr>
+          <w:lang w:val="fr_FR" w:bidi="fr_FR"/>
+        </w:rPr>
+        <w:t xml:space="preserve"> ; </w:t>
+      </w:r>
+      <w:hyperlink r:id="rId191">
+        <w:r>
+          <w:rPr>
+            <w:lang w:val="fr_FR" w:bidi="fr_FR"/>
+          </w:rPr>
+          <w:rPr>
+            <w:color w:val="0000EE"/>
+            <w:u w:val="single"/>
+          </w:rPr>
+          <w:t>Lc 3.19–20</w:t>
+        </w:r>
+      </w:hyperlink>
+      <w:r>
+        <w:rPr>
+          <w:lang w:val="fr_FR" w:bidi="fr_FR"/>
+        </w:rPr>
+        <w:t>). L’emprisonnement de Jean a marqué le début de la prédication publique de Jésus (</w:t>
+      </w:r>
+      <w:hyperlink r:id="rId192">
+        <w:r>
+          <w:rPr>
+            <w:lang w:val="fr_FR" w:bidi="fr_FR"/>
+          </w:rPr>
+          <w:rPr>
+            <w:color w:val="0000EE"/>
+            <w:u w:val="single"/>
+          </w:rPr>
+          <w:t>Mt 4.12</w:t>
+        </w:r>
+      </w:hyperlink>
+      <w:r>
+        <w:rPr>
+          <w:lang w:val="fr_FR" w:bidi="fr_FR"/>
+        </w:rPr>
+        <w:t xml:space="preserve"> ; </w:t>
+      </w:r>
+      <w:hyperlink r:id="rId193">
+        <w:r>
+          <w:rPr>
+            <w:lang w:val="fr_FR" w:bidi="fr_FR"/>
+          </w:rPr>
+          <w:rPr>
+            <w:color w:val="0000EE"/>
+            <w:u w:val="single"/>
+          </w:rPr>
+          <w:t>Mc 1.14</w:t>
+        </w:r>
+      </w:hyperlink>
+      <w:r>
+        <w:rPr>
+          <w:lang w:val="fr_FR" w:bidi="fr_FR"/>
+        </w:rPr>
+        <w:t>).</w:t>
+      </w:r>
+    </w:p>
+    <w:p>
+      <w:pPr/>
+      <w:r>
+        <w:rPr>
+          <w:lang w:val="fr_FR" w:bidi="fr_FR"/>
+        </w:rPr>
+      </w:r>
+      <w:r>
+        <w:rPr>
+          <w:lang w:val="fr_FR" w:bidi="fr_FR"/>
+        </w:rPr>
+        <w:t>Peu de temps avant sa mort, Jean semblait confus au sujet de Jésus. Il envoya des messagers depuis la prison pour demander si Jésus était vraiment le Messie (le choisi de Dieu). Jésus n’a pas fait ce que la plupart des gens attendaient du Messie. Au lieu d’apporter le jugement et un royaume visible, il a apporté le pardon, la guérison et un royaume spirituel. Pour rassurer Jean, Jésus parla des choses miraculeuses que Dieu accomplissait à travers lui (</w:t>
+      </w:r>
+      <w:hyperlink r:id="rId194">
+        <w:r>
+          <w:rPr>
+            <w:lang w:val="fr_FR" w:bidi="fr_FR"/>
+          </w:rPr>
+          <w:rPr>
+            <w:color w:val="0000EE"/>
+            <w:u w:val="single"/>
+          </w:rPr>
+          <w:t>Lc 7.18–23</w:t>
+        </w:r>
+      </w:hyperlink>
+      <w:r>
+        <w:rPr>
+          <w:lang w:val="fr_FR" w:bidi="fr_FR"/>
+        </w:rPr>
+        <w:t>).</w:t>
+      </w:r>
+    </w:p>
+    <w:p>
+      <w:pPr/>
+      <w:r>
+        <w:rPr>
+          <w:lang w:val="fr_FR" w:bidi="fr_FR"/>
+        </w:rPr>
+      </w:r>
+      <w:r>
+        <w:rPr>
+          <w:lang w:val="fr_FR" w:bidi="fr_FR"/>
+        </w:rPr>
+        <w:t>Jean est resté fidèle à sa mission tout au long de sa vie. Il prêchait constamment sur la repentance et le jugement de Dieu, même à ceux qui ne voulaient pas écouter. Jésus a qualifié Jean de l’un des plus grands serviteurs de Dieu ayant jamais vécu (</w:t>
+      </w:r>
+      <w:hyperlink r:id="rId195">
+        <w:r>
+          <w:rPr>
+            <w:lang w:val="fr_FR" w:bidi="fr_FR"/>
+          </w:rPr>
+          <w:rPr>
+            <w:color w:val="0000EE"/>
+            <w:u w:val="single"/>
+          </w:rPr>
+          <w:t>Mt 11.2–19</w:t>
+        </w:r>
+      </w:hyperlink>
+      <w:r>
+        <w:rPr>
+          <w:lang w:val="fr_FR" w:bidi="fr_FR"/>
+        </w:rPr>
+        <w:t xml:space="preserve"> ; </w:t>
+      </w:r>
+      <w:hyperlink r:id="rId196">
+        <w:r>
+          <w:rPr>
+            <w:lang w:val="fr_FR" w:bidi="fr_FR"/>
+          </w:rPr>
+          <w:rPr>
+            <w:color w:val="0000EE"/>
+            <w:u w:val="single"/>
+          </w:rPr>
+          <w:t>Lc 7.18–35</w:t>
+        </w:r>
+      </w:hyperlink>
+      <w:r>
+        <w:rPr>
+          <w:lang w:val="fr_FR" w:bidi="fr_FR"/>
+        </w:rPr>
+        <w:t>). Jean était le dernier d’une longue lignée de prophètes qui ont prédit la venue du Royaume de Dieu (</w:t>
+      </w:r>
+      <w:hyperlink r:id="rId197">
+        <w:r>
+          <w:rPr>
+            <w:lang w:val="fr_FR" w:bidi="fr_FR"/>
+          </w:rPr>
+          <w:rPr>
+            <w:color w:val="0000EE"/>
+            <w:u w:val="single"/>
+          </w:rPr>
+          <w:t>Lc 16.16</w:t>
+        </w:r>
+      </w:hyperlink>
+      <w:r>
+        <w:rPr>
+          <w:lang w:val="fr_FR" w:bidi="fr_FR"/>
+        </w:rPr>
+        <w:t>). Il se tenait au début d’une nouvelle ère, annonçant l’arrivée de ce royaume à tous ceux qui voulaient entendre.</w:t>
+      </w:r>
+    </w:p>
+    <w:p>
+      <w:pPr/>
+      <w:r>
+        <w:rPr>
+          <w:lang w:val="fr_FR" w:bidi="fr_FR"/>
+        </w:rPr>
+      </w:r>
+      <w:r>
+        <w:rPr>
+          <w:u w:val="single"/>
+          <w:lang w:val="fr_FR" w:bidi="fr_FR"/>
+        </w:rPr>
+        <w:t>Passages pour une étude approfondie</w:t>
+      </w:r>
+    </w:p>
+    <w:p>
+      <w:pPr/>
+      <w:r>
+        <w:rPr>
+          <w:lang w:val="fr_FR" w:bidi="fr_FR"/>
+        </w:rPr>
+      </w:r>
+      <w:hyperlink r:id="rId198">
+        <w:r>
+          <w:rPr>
+            <w:lang w:val="fr_FR" w:bidi="fr_FR"/>
+          </w:rPr>
+          <w:rPr>
+            <w:color w:val="0000EE"/>
+            <w:u w:val="single"/>
+          </w:rPr>
+          <w:t>Mt 3.1–15</w:t>
+        </w:r>
+      </w:hyperlink>
+      <w:r>
+        <w:rPr>
+          <w:lang w:val="fr_FR" w:bidi="fr_FR"/>
+        </w:rPr>
+        <w:t xml:space="preserve"> ; </w:t>
+      </w:r>
+      <w:hyperlink r:id="rId192">
+        <w:r>
+          <w:rPr>
+            <w:lang w:val="fr_FR" w:bidi="fr_FR"/>
+          </w:rPr>
+          <w:rPr>
+            <w:color w:val="0000EE"/>
+            <w:u w:val="single"/>
+          </w:rPr>
+          <w:t>4.12</w:t>
+        </w:r>
+      </w:hyperlink>
+      <w:r>
+        <w:rPr>
+          <w:lang w:val="fr_FR" w:bidi="fr_FR"/>
+        </w:rPr>
+        <w:t xml:space="preserve"> ; </w:t>
+      </w:r>
+      <w:hyperlink r:id="rId199">
+        <w:r>
+          <w:rPr>
+            <w:lang w:val="fr_FR" w:bidi="fr_FR"/>
+          </w:rPr>
+          <w:rPr>
+            <w:color w:val="0000EE"/>
+            <w:u w:val="single"/>
+          </w:rPr>
+          <w:t>9.14</w:t>
+        </w:r>
+      </w:hyperlink>
+      <w:r>
+        <w:rPr>
+          <w:lang w:val="fr_FR" w:bidi="fr_FR"/>
+        </w:rPr>
+        <w:t xml:space="preserve"> ; </w:t>
+      </w:r>
+      <w:hyperlink r:id="rId195">
+        <w:r>
+          <w:rPr>
+            <w:lang w:val="fr_FR" w:bidi="fr_FR"/>
+          </w:rPr>
+          <w:rPr>
+            <w:color w:val="0000EE"/>
+            <w:u w:val="single"/>
+          </w:rPr>
+          <w:t>11.2–19</w:t>
+        </w:r>
+      </w:hyperlink>
+      <w:r>
+        <w:rPr>
+          <w:lang w:val="fr_FR" w:bidi="fr_FR"/>
+        </w:rPr>
+        <w:t xml:space="preserve"> ; </w:t>
+      </w:r>
+      <w:hyperlink r:id="rId200">
+        <w:r>
+          <w:rPr>
+            <w:lang w:val="fr_FR" w:bidi="fr_FR"/>
+          </w:rPr>
+          <w:rPr>
+            <w:color w:val="0000EE"/>
+            <w:u w:val="single"/>
+          </w:rPr>
+          <w:t>14.1–12</w:t>
+        </w:r>
+      </w:hyperlink>
+      <w:r>
+        <w:rPr>
+          <w:lang w:val="fr_FR" w:bidi="fr_FR"/>
+        </w:rPr>
+        <w:t xml:space="preserve"> ; </w:t>
+      </w:r>
+      <w:hyperlink r:id="rId201">
+        <w:r>
+          <w:rPr>
+            <w:lang w:val="fr_FR" w:bidi="fr_FR"/>
+          </w:rPr>
+          <w:rPr>
+            <w:color w:val="0000EE"/>
+            <w:u w:val="single"/>
+          </w:rPr>
+          <w:t>16.14</w:t>
+        </w:r>
+      </w:hyperlink>
+      <w:r>
+        <w:rPr>
+          <w:lang w:val="fr_FR" w:bidi="fr_FR"/>
+        </w:rPr>
+        <w:t xml:space="preserve"> ; </w:t>
+      </w:r>
+      <w:hyperlink r:id="rId202">
+        <w:r>
+          <w:rPr>
+            <w:lang w:val="fr_FR" w:bidi="fr_FR"/>
+          </w:rPr>
+          <w:rPr>
+            <w:color w:val="0000EE"/>
+            <w:u w:val="single"/>
+          </w:rPr>
+          <w:t>17.10–13</w:t>
+        </w:r>
+      </w:hyperlink>
+      <w:r>
+        <w:rPr>
+          <w:lang w:val="fr_FR" w:bidi="fr_FR"/>
+        </w:rPr>
+        <w:t xml:space="preserve"> ; </w:t>
+      </w:r>
+      <w:hyperlink r:id="rId203">
+        <w:r>
+          <w:rPr>
+            <w:lang w:val="fr_FR" w:bidi="fr_FR"/>
+          </w:rPr>
+          <w:rPr>
+            <w:color w:val="0000EE"/>
+            <w:u w:val="single"/>
+          </w:rPr>
+          <w:t>21.24–27</w:t>
+        </w:r>
+      </w:hyperlink>
+      <w:r>
+        <w:rPr>
+          <w:lang w:val="fr_FR" w:bidi="fr_FR"/>
+        </w:rPr>
+        <w:t xml:space="preserve">, </w:t>
+      </w:r>
+      <w:hyperlink r:id="rId204">
+        <w:r>
+          <w:rPr>
+            <w:lang w:val="fr_FR" w:bidi="fr_FR"/>
+          </w:rPr>
+          <w:rPr>
+            <w:color w:val="0000EE"/>
+            <w:u w:val="single"/>
+          </w:rPr>
+          <w:t>31–32</w:t>
+        </w:r>
+      </w:hyperlink>
+      <w:r>
+        <w:rPr>
+          <w:lang w:val="fr_FR" w:bidi="fr_FR"/>
+        </w:rPr>
+        <w:t xml:space="preserve"> ; </w:t>
+      </w:r>
+      <w:hyperlink r:id="rId205">
+        <w:r>
+          <w:rPr>
+            <w:lang w:val="fr_FR" w:bidi="fr_FR"/>
+          </w:rPr>
+          <w:rPr>
+            <w:color w:val="0000EE"/>
+            <w:u w:val="single"/>
+          </w:rPr>
+          <w:t>Mc 1.1–9</w:t>
+        </w:r>
+      </w:hyperlink>
+      <w:r>
+        <w:rPr>
+          <w:lang w:val="fr_FR" w:bidi="fr_FR"/>
+        </w:rPr>
+        <w:t xml:space="preserve">, </w:t>
+      </w:r>
+      <w:hyperlink r:id="rId193">
+        <w:r>
+          <w:rPr>
+            <w:lang w:val="fr_FR" w:bidi="fr_FR"/>
+          </w:rPr>
+          <w:rPr>
+            <w:color w:val="0000EE"/>
+            <w:u w:val="single"/>
+          </w:rPr>
+          <w:t>14</w:t>
+        </w:r>
+      </w:hyperlink>
+      <w:r>
+        <w:rPr>
+          <w:lang w:val="fr_FR" w:bidi="fr_FR"/>
+        </w:rPr>
+        <w:t xml:space="preserve"> ; </w:t>
+      </w:r>
+      <w:hyperlink r:id="rId206">
+        <w:r>
+          <w:rPr>
+            <w:lang w:val="fr_FR" w:bidi="fr_FR"/>
+          </w:rPr>
+          <w:rPr>
+            <w:color w:val="0000EE"/>
+            <w:u w:val="single"/>
+          </w:rPr>
+          <w:t>2.18</w:t>
+        </w:r>
+      </w:hyperlink>
+      <w:r>
+        <w:rPr>
+          <w:lang w:val="fr_FR" w:bidi="fr_FR"/>
+        </w:rPr>
+        <w:t xml:space="preserve"> ; </w:t>
+      </w:r>
+      <w:hyperlink r:id="rId207">
+        <w:r>
+          <w:rPr>
+            <w:lang w:val="fr_FR" w:bidi="fr_FR"/>
+          </w:rPr>
+          <w:rPr>
+            <w:color w:val="0000EE"/>
+            <w:u w:val="single"/>
+          </w:rPr>
+          <w:t>6.14–29</w:t>
+        </w:r>
+      </w:hyperlink>
+      <w:r>
+        <w:rPr>
+          <w:lang w:val="fr_FR" w:bidi="fr_FR"/>
+        </w:rPr>
+        <w:t xml:space="preserve"> ; </w:t>
+      </w:r>
+      <w:hyperlink r:id="rId208">
+        <w:r>
+          <w:rPr>
+            <w:lang w:val="fr_FR" w:bidi="fr_FR"/>
+          </w:rPr>
+          <w:rPr>
+            <w:color w:val="0000EE"/>
+            <w:u w:val="single"/>
+          </w:rPr>
+          <w:t>8.28</w:t>
+        </w:r>
+      </w:hyperlink>
+      <w:r>
+        <w:rPr>
+          <w:lang w:val="fr_FR" w:bidi="fr_FR"/>
+        </w:rPr>
+        <w:t xml:space="preserve"> ; </w:t>
+      </w:r>
+      <w:hyperlink r:id="rId209">
+        <w:r>
+          <w:rPr>
+            <w:lang w:val="fr_FR" w:bidi="fr_FR"/>
+          </w:rPr>
+          <w:rPr>
+            <w:color w:val="0000EE"/>
+            <w:u w:val="single"/>
+          </w:rPr>
+          <w:t>9.11–13</w:t>
+        </w:r>
+      </w:hyperlink>
+      <w:r>
+        <w:rPr>
+          <w:lang w:val="fr_FR" w:bidi="fr_FR"/>
+        </w:rPr>
+        <w:t xml:space="preserve"> ; </w:t>
+      </w:r>
+      <w:hyperlink r:id="rId210">
+        <w:r>
+          <w:rPr>
+            <w:lang w:val="fr_FR" w:bidi="fr_FR"/>
+          </w:rPr>
+          <w:rPr>
+            <w:color w:val="0000EE"/>
+            <w:u w:val="single"/>
+          </w:rPr>
+          <w:t>11.29–33</w:t>
+        </w:r>
+      </w:hyperlink>
+      <w:r>
+        <w:rPr>
+          <w:lang w:val="fr_FR" w:bidi="fr_FR"/>
+        </w:rPr>
+        <w:t xml:space="preserve"> ; </w:t>
+      </w:r>
+      <w:hyperlink r:id="rId211">
+        <w:r>
+          <w:rPr>
+            <w:lang w:val="fr_FR" w:bidi="fr_FR"/>
+          </w:rPr>
+          <w:rPr>
+            <w:color w:val="0000EE"/>
+            <w:u w:val="single"/>
+          </w:rPr>
+          <w:t>Lc 1.13–17</w:t>
+        </w:r>
+      </w:hyperlink>
+      <w:r>
+        <w:rPr>
+          <w:lang w:val="fr_FR" w:bidi="fr_FR"/>
+        </w:rPr>
+        <w:t xml:space="preserve">, </w:t>
+      </w:r>
       <w:hyperlink r:id="rId172">
         <w:r>
           <w:rPr>
@@ -3931,328 +5755,7 @@
             <w:color w:val="0000EE"/>
             <w:u w:val="single"/>
           </w:rPr>
-          <w:t>Mc 6.17–29</w:t>
-        </w:r>
-      </w:hyperlink>
-      <w:r>
-        <w:rPr>
-          <w:lang w:val="fr_FR" w:bidi="fr_FR"/>
-        </w:rPr>
-        <w:t xml:space="preserve"> ; </w:t>
-      </w:r>
-      <w:hyperlink r:id="rId173">
-        <w:r>
-          <w:rPr>
-            <w:lang w:val="fr_FR" w:bidi="fr_FR"/>
-          </w:rPr>
-          <w:rPr>
-            <w:color w:val="0000EE"/>
-            <w:u w:val="single"/>
-          </w:rPr>
-          <w:t>Lc 3.19–20</w:t>
-        </w:r>
-      </w:hyperlink>
-      <w:r>
-        <w:rPr>
-          <w:lang w:val="fr_FR" w:bidi="fr_FR"/>
-        </w:rPr>
-        <w:t>). L’emprisonnement de Jean a marqué le début de la prédication publique de Jésus (</w:t>
-      </w:r>
-      <w:hyperlink r:id="rId174">
-        <w:r>
-          <w:rPr>
-            <w:lang w:val="fr_FR" w:bidi="fr_FR"/>
-          </w:rPr>
-          <w:rPr>
-            <w:color w:val="0000EE"/>
-            <w:u w:val="single"/>
-          </w:rPr>
-          <w:t>Mt 4.12</w:t>
-        </w:r>
-      </w:hyperlink>
-      <w:r>
-        <w:rPr>
-          <w:lang w:val="fr_FR" w:bidi="fr_FR"/>
-        </w:rPr>
-        <w:t xml:space="preserve"> ; </w:t>
-      </w:r>
-      <w:hyperlink r:id="rId175">
-        <w:r>
-          <w:rPr>
-            <w:lang w:val="fr_FR" w:bidi="fr_FR"/>
-          </w:rPr>
-          <w:rPr>
-            <w:color w:val="0000EE"/>
-            <w:u w:val="single"/>
-          </w:rPr>
-          <w:t>Mc 1.14</w:t>
-        </w:r>
-      </w:hyperlink>
-      <w:r>
-        <w:rPr>
-          <w:lang w:val="fr_FR" w:bidi="fr_FR"/>
-        </w:rPr>
-        <w:t>).</w:t>
-      </w:r>
-    </w:p>
-    <w:p>
-      <w:pPr/>
-      <w:r>
-        <w:rPr>
-          <w:lang w:val="fr_FR" w:bidi="fr_FR"/>
-        </w:rPr>
-      </w:r>
-      <w:r>
-        <w:rPr>
-          <w:lang w:val="fr_FR" w:bidi="fr_FR"/>
-        </w:rPr>
-        <w:t>Peu de temps avant sa mort, Jean semblait confus au sujet de Jésus. Il envoya des messagers depuis la prison pour demander si Jésus était vraiment le Messie (le choisi de Dieu). Jésus n’a pas fait ce que la plupart des gens attendaient du Messie. Au lieu d’apporter le jugement et un royaume visible, il a apporté le pardon, la guérison et un royaume spirituel. Pour rassurer Jean, Jésus parla des choses miraculeuses que Dieu accomplissait à travers lui (</w:t>
-      </w:r>
-      <w:hyperlink r:id="rId176">
-        <w:r>
-          <w:rPr>
-            <w:lang w:val="fr_FR" w:bidi="fr_FR"/>
-          </w:rPr>
-          <w:rPr>
-            <w:color w:val="0000EE"/>
-            <w:u w:val="single"/>
-          </w:rPr>
-          <w:t>Lc 7.18–23</w:t>
-        </w:r>
-      </w:hyperlink>
-      <w:r>
-        <w:rPr>
-          <w:lang w:val="fr_FR" w:bidi="fr_FR"/>
-        </w:rPr>
-        <w:t>).</w:t>
-      </w:r>
-    </w:p>
-    <w:p>
-      <w:pPr/>
-      <w:r>
-        <w:rPr>
-          <w:lang w:val="fr_FR" w:bidi="fr_FR"/>
-        </w:rPr>
-      </w:r>
-      <w:r>
-        <w:rPr>
-          <w:lang w:val="fr_FR" w:bidi="fr_FR"/>
-        </w:rPr>
-        <w:t>Jean est resté fidèle à sa mission tout au long de sa vie. Il prêchait constamment sur la repentance et le jugement de Dieu, même à ceux qui ne voulaient pas écouter. Jésus a qualifié Jean de l’un des plus grands serviteurs de Dieu ayant jamais vécu (</w:t>
-      </w:r>
-      <w:hyperlink r:id="rId177">
-        <w:r>
-          <w:rPr>
-            <w:lang w:val="fr_FR" w:bidi="fr_FR"/>
-          </w:rPr>
-          <w:rPr>
-            <w:color w:val="0000EE"/>
-            <w:u w:val="single"/>
-          </w:rPr>
-          <w:t>Mt 11.2–19</w:t>
-        </w:r>
-      </w:hyperlink>
-      <w:r>
-        <w:rPr>
-          <w:lang w:val="fr_FR" w:bidi="fr_FR"/>
-        </w:rPr>
-        <w:t xml:space="preserve"> ; </w:t>
-      </w:r>
-      <w:hyperlink r:id="rId178">
-        <w:r>
-          <w:rPr>
-            <w:lang w:val="fr_FR" w:bidi="fr_FR"/>
-          </w:rPr>
-          <w:rPr>
-            <w:color w:val="0000EE"/>
-            <w:u w:val="single"/>
-          </w:rPr>
-          <w:t>Lc 7.18–35</w:t>
-        </w:r>
-      </w:hyperlink>
-      <w:r>
-        <w:rPr>
-          <w:lang w:val="fr_FR" w:bidi="fr_FR"/>
-        </w:rPr>
-        <w:t>). Jean était le dernier d’une longue lignée de prophètes qui ont prédit la venue du Royaume de Dieu (</w:t>
-      </w:r>
-      <w:hyperlink r:id="rId179">
-        <w:r>
-          <w:rPr>
-            <w:lang w:val="fr_FR" w:bidi="fr_FR"/>
-          </w:rPr>
-          <w:rPr>
-            <w:color w:val="0000EE"/>
-            <w:u w:val="single"/>
-          </w:rPr>
-          <w:t>Lc 16.16</w:t>
-        </w:r>
-      </w:hyperlink>
-      <w:r>
-        <w:rPr>
-          <w:lang w:val="fr_FR" w:bidi="fr_FR"/>
-        </w:rPr>
-        <w:t>). Il se tenait au début d’une nouvelle ère, annonçant l’arrivée de ce royaume à tous ceux qui voulaient entendre.</w:t>
-      </w:r>
-    </w:p>
-    <w:p>
-      <w:pPr/>
-      <w:r>
-        <w:rPr>
-          <w:lang w:val="fr_FR" w:bidi="fr_FR"/>
-        </w:rPr>
-      </w:r>
-      <w:r>
-        <w:rPr>
-          <w:u w:val="single"/>
-          <w:lang w:val="fr_FR" w:bidi="fr_FR"/>
-        </w:rPr>
-        <w:t>Passages pour une étude approfondie</w:t>
-      </w:r>
-    </w:p>
-    <w:p>
-      <w:pPr/>
-      <w:r>
-        <w:rPr>
-          <w:lang w:val="fr_FR" w:bidi="fr_FR"/>
-        </w:rPr>
-      </w:r>
-      <w:hyperlink r:id="rId180">
-        <w:r>
-          <w:rPr>
-            <w:lang w:val="fr_FR" w:bidi="fr_FR"/>
-          </w:rPr>
-          <w:rPr>
-            <w:color w:val="0000EE"/>
-            <w:u w:val="single"/>
-          </w:rPr>
-          <w:t>Mt 3.1–15</w:t>
-        </w:r>
-      </w:hyperlink>
-      <w:r>
-        <w:rPr>
-          <w:lang w:val="fr_FR" w:bidi="fr_FR"/>
-        </w:rPr>
-        <w:t xml:space="preserve"> ; </w:t>
-      </w:r>
-      <w:hyperlink r:id="rId174">
-        <w:r>
-          <w:rPr>
-            <w:lang w:val="fr_FR" w:bidi="fr_FR"/>
-          </w:rPr>
-          <w:rPr>
-            <w:color w:val="0000EE"/>
-            <w:u w:val="single"/>
-          </w:rPr>
-          <w:t>4.12</w:t>
-        </w:r>
-      </w:hyperlink>
-      <w:r>
-        <w:rPr>
-          <w:lang w:val="fr_FR" w:bidi="fr_FR"/>
-        </w:rPr>
-        <w:t xml:space="preserve"> ; </w:t>
-      </w:r>
-      <w:hyperlink r:id="rId181">
-        <w:r>
-          <w:rPr>
-            <w:lang w:val="fr_FR" w:bidi="fr_FR"/>
-          </w:rPr>
-          <w:rPr>
-            <w:color w:val="0000EE"/>
-            <w:u w:val="single"/>
-          </w:rPr>
-          <w:t>9.14</w:t>
-        </w:r>
-      </w:hyperlink>
-      <w:r>
-        <w:rPr>
-          <w:lang w:val="fr_FR" w:bidi="fr_FR"/>
-        </w:rPr>
-        <w:t xml:space="preserve"> ; </w:t>
-      </w:r>
-      <w:hyperlink r:id="rId177">
-        <w:r>
-          <w:rPr>
-            <w:lang w:val="fr_FR" w:bidi="fr_FR"/>
-          </w:rPr>
-          <w:rPr>
-            <w:color w:val="0000EE"/>
-            <w:u w:val="single"/>
-          </w:rPr>
-          <w:t>11.2–19</w:t>
-        </w:r>
-      </w:hyperlink>
-      <w:r>
-        <w:rPr>
-          <w:lang w:val="fr_FR" w:bidi="fr_FR"/>
-        </w:rPr>
-        <w:t xml:space="preserve"> ; </w:t>
-      </w:r>
-      <w:hyperlink r:id="rId182">
-        <w:r>
-          <w:rPr>
-            <w:lang w:val="fr_FR" w:bidi="fr_FR"/>
-          </w:rPr>
-          <w:rPr>
-            <w:color w:val="0000EE"/>
-            <w:u w:val="single"/>
-          </w:rPr>
-          <w:t>14.1–12</w:t>
-        </w:r>
-      </w:hyperlink>
-      <w:r>
-        <w:rPr>
-          <w:lang w:val="fr_FR" w:bidi="fr_FR"/>
-        </w:rPr>
-        <w:t xml:space="preserve"> ; </w:t>
-      </w:r>
-      <w:hyperlink r:id="rId183">
-        <w:r>
-          <w:rPr>
-            <w:lang w:val="fr_FR" w:bidi="fr_FR"/>
-          </w:rPr>
-          <w:rPr>
-            <w:color w:val="0000EE"/>
-            <w:u w:val="single"/>
-          </w:rPr>
-          <w:t>16.14</w:t>
-        </w:r>
-      </w:hyperlink>
-      <w:r>
-        <w:rPr>
-          <w:lang w:val="fr_FR" w:bidi="fr_FR"/>
-        </w:rPr>
-        <w:t xml:space="preserve"> ; </w:t>
-      </w:r>
-      <w:hyperlink r:id="rId184">
-        <w:r>
-          <w:rPr>
-            <w:lang w:val="fr_FR" w:bidi="fr_FR"/>
-          </w:rPr>
-          <w:rPr>
-            <w:color w:val="0000EE"/>
-            <w:u w:val="single"/>
-          </w:rPr>
-          <w:t>17.10–13</w:t>
-        </w:r>
-      </w:hyperlink>
-      <w:r>
-        <w:rPr>
-          <w:lang w:val="fr_FR" w:bidi="fr_FR"/>
-        </w:rPr>
-        <w:t xml:space="preserve"> ; </w:t>
-      </w:r>
-      <w:hyperlink r:id="rId185">
-        <w:r>
-          <w:rPr>
-            <w:lang w:val="fr_FR" w:bidi="fr_FR"/>
-          </w:rPr>
-          <w:rPr>
-            <w:color w:val="0000EE"/>
-            <w:u w:val="single"/>
-          </w:rPr>
-          <w:t>21.24–27</w:t>
+          <w:t>36</w:t>
         </w:r>
       </w:hyperlink>
       <w:r>
@@ -4261,34 +5764,16 @@
         </w:rPr>
         <w:t xml:space="preserve">, </w:t>
       </w:r>
-      <w:hyperlink r:id="rId186">
-        <w:r>
-          <w:rPr>
-            <w:lang w:val="fr_FR" w:bidi="fr_FR"/>
-          </w:rPr>
-          <w:rPr>
-            <w:color w:val="0000EE"/>
-            <w:u w:val="single"/>
-          </w:rPr>
-          <w:t>31–32</w:t>
-        </w:r>
-      </w:hyperlink>
-      <w:r>
-        <w:rPr>
-          <w:lang w:val="fr_FR" w:bidi="fr_FR"/>
-        </w:rPr>
-        <w:t xml:space="preserve"> ; </w:t>
-      </w:r>
-      <w:hyperlink r:id="rId187">
-        <w:r>
-          <w:rPr>
-            <w:lang w:val="fr_FR" w:bidi="fr_FR"/>
-          </w:rPr>
-          <w:rPr>
-            <w:color w:val="0000EE"/>
-            <w:u w:val="single"/>
-          </w:rPr>
-          <w:t>Mc 1.1–9</w:t>
+      <w:hyperlink r:id="rId212">
+        <w:r>
+          <w:rPr>
+            <w:lang w:val="fr_FR" w:bidi="fr_FR"/>
+          </w:rPr>
+          <w:rPr>
+            <w:color w:val="0000EE"/>
+            <w:u w:val="single"/>
+          </w:rPr>
+          <w:t>39–43</w:t>
         </w:r>
       </w:hyperlink>
       <w:r>
@@ -4297,16 +5782,322 @@
         </w:rPr>
         <w:t xml:space="preserve">, </w:t>
       </w:r>
-      <w:hyperlink r:id="rId175">
-        <w:r>
-          <w:rPr>
-            <w:lang w:val="fr_FR" w:bidi="fr_FR"/>
-          </w:rPr>
-          <w:rPr>
-            <w:color w:val="0000EE"/>
-            <w:u w:val="single"/>
-          </w:rPr>
-          <w:t>14</w:t>
+      <w:hyperlink r:id="rId213">
+        <w:r>
+          <w:rPr>
+            <w:lang w:val="fr_FR" w:bidi="fr_FR"/>
+          </w:rPr>
+          <w:rPr>
+            <w:color w:val="0000EE"/>
+            <w:u w:val="single"/>
+          </w:rPr>
+          <w:t>57–66</w:t>
+        </w:r>
+      </w:hyperlink>
+      <w:r>
+        <w:rPr>
+          <w:lang w:val="fr_FR" w:bidi="fr_FR"/>
+        </w:rPr>
+        <w:t xml:space="preserve">, </w:t>
+      </w:r>
+      <w:hyperlink r:id="rId214">
+        <w:r>
+          <w:rPr>
+            <w:lang w:val="fr_FR" w:bidi="fr_FR"/>
+          </w:rPr>
+          <w:rPr>
+            <w:color w:val="0000EE"/>
+            <w:u w:val="single"/>
+          </w:rPr>
+          <w:t>76–80</w:t>
+        </w:r>
+      </w:hyperlink>
+      <w:r>
+        <w:rPr>
+          <w:lang w:val="fr_FR" w:bidi="fr_FR"/>
+        </w:rPr>
+        <w:t xml:space="preserve"> ; </w:t>
+      </w:r>
+      <w:hyperlink r:id="rId215">
+        <w:r>
+          <w:rPr>
+            <w:lang w:val="fr_FR" w:bidi="fr_FR"/>
+          </w:rPr>
+          <w:rPr>
+            <w:color w:val="0000EE"/>
+            <w:u w:val="single"/>
+          </w:rPr>
+          <w:t>3.1–21</w:t>
+        </w:r>
+      </w:hyperlink>
+      <w:r>
+        <w:rPr>
+          <w:lang w:val="fr_FR" w:bidi="fr_FR"/>
+        </w:rPr>
+        <w:t xml:space="preserve"> ; </w:t>
+      </w:r>
+      <w:hyperlink r:id="rId216">
+        <w:r>
+          <w:rPr>
+            <w:lang w:val="fr_FR" w:bidi="fr_FR"/>
+          </w:rPr>
+          <w:rPr>
+            <w:color w:val="0000EE"/>
+            <w:u w:val="single"/>
+          </w:rPr>
+          <w:t>5.33</w:t>
+        </w:r>
+      </w:hyperlink>
+      <w:r>
+        <w:rPr>
+          <w:lang w:val="fr_FR" w:bidi="fr_FR"/>
+        </w:rPr>
+        <w:t xml:space="preserve"> ; </w:t>
+      </w:r>
+      <w:hyperlink r:id="rId196">
+        <w:r>
+          <w:rPr>
+            <w:lang w:val="fr_FR" w:bidi="fr_FR"/>
+          </w:rPr>
+          <w:rPr>
+            <w:color w:val="0000EE"/>
+            <w:u w:val="single"/>
+          </w:rPr>
+          <w:t>7.18–35</w:t>
+        </w:r>
+      </w:hyperlink>
+      <w:r>
+        <w:rPr>
+          <w:lang w:val="fr_FR" w:bidi="fr_FR"/>
+        </w:rPr>
+        <w:t xml:space="preserve"> ; </w:t>
+      </w:r>
+      <w:hyperlink r:id="rId217">
+        <w:r>
+          <w:rPr>
+            <w:lang w:val="fr_FR" w:bidi="fr_FR"/>
+          </w:rPr>
+          <w:rPr>
+            <w:color w:val="0000EE"/>
+            <w:u w:val="single"/>
+          </w:rPr>
+          <w:t>9.7–9</w:t>
+        </w:r>
+      </w:hyperlink>
+      <w:r>
+        <w:rPr>
+          <w:lang w:val="fr_FR" w:bidi="fr_FR"/>
+        </w:rPr>
+        <w:t xml:space="preserve">, </w:t>
+      </w:r>
+      <w:hyperlink r:id="rId218">
+        <w:r>
+          <w:rPr>
+            <w:lang w:val="fr_FR" w:bidi="fr_FR"/>
+          </w:rPr>
+          <w:rPr>
+            <w:color w:val="0000EE"/>
+            <w:u w:val="single"/>
+          </w:rPr>
+          <w:t>19</w:t>
+        </w:r>
+      </w:hyperlink>
+      <w:r>
+        <w:rPr>
+          <w:lang w:val="fr_FR" w:bidi="fr_FR"/>
+        </w:rPr>
+        <w:t xml:space="preserve"> ; </w:t>
+      </w:r>
+      <w:hyperlink r:id="rId219">
+        <w:r>
+          <w:rPr>
+            <w:lang w:val="fr_FR" w:bidi="fr_FR"/>
+          </w:rPr>
+          <w:rPr>
+            <w:color w:val="0000EE"/>
+            <w:u w:val="single"/>
+          </w:rPr>
+          <w:t>11.1</w:t>
+        </w:r>
+      </w:hyperlink>
+      <w:r>
+        <w:rPr>
+          <w:lang w:val="fr_FR" w:bidi="fr_FR"/>
+        </w:rPr>
+        <w:t xml:space="preserve"> ; </w:t>
+      </w:r>
+      <w:hyperlink r:id="rId197">
+        <w:r>
+          <w:rPr>
+            <w:lang w:val="fr_FR" w:bidi="fr_FR"/>
+          </w:rPr>
+          <w:rPr>
+            <w:color w:val="0000EE"/>
+            <w:u w:val="single"/>
+          </w:rPr>
+          <w:t>16.16</w:t>
+        </w:r>
+      </w:hyperlink>
+      <w:r>
+        <w:rPr>
+          <w:lang w:val="fr_FR" w:bidi="fr_FR"/>
+        </w:rPr>
+        <w:t xml:space="preserve"> ; </w:t>
+      </w:r>
+      <w:hyperlink r:id="rId220">
+        <w:r>
+          <w:rPr>
+            <w:lang w:val="fr_FR" w:bidi="fr_FR"/>
+          </w:rPr>
+          <w:rPr>
+            <w:color w:val="0000EE"/>
+            <w:u w:val="single"/>
+          </w:rPr>
+          <w:t>20.3–8</w:t>
+        </w:r>
+      </w:hyperlink>
+      <w:r>
+        <w:rPr>
+          <w:lang w:val="fr_FR" w:bidi="fr_FR"/>
+        </w:rPr>
+        <w:t xml:space="preserve"> ; </w:t>
+      </w:r>
+      <w:hyperlink r:id="rId221">
+        <w:r>
+          <w:rPr>
+            <w:lang w:val="fr_FR" w:bidi="fr_FR"/>
+          </w:rPr>
+          <w:rPr>
+            <w:color w:val="0000EE"/>
+            <w:u w:val="single"/>
+          </w:rPr>
+          <w:t>Jn 1.6–37</w:t>
+        </w:r>
+      </w:hyperlink>
+      <w:r>
+        <w:rPr>
+          <w:lang w:val="fr_FR" w:bidi="fr_FR"/>
+        </w:rPr>
+        <w:t xml:space="preserve"> ; </w:t>
+      </w:r>
+      <w:hyperlink r:id="rId222">
+        <w:r>
+          <w:rPr>
+            <w:lang w:val="fr_FR" w:bidi="fr_FR"/>
+          </w:rPr>
+          <w:rPr>
+            <w:color w:val="0000EE"/>
+            <w:u w:val="single"/>
+          </w:rPr>
+          <w:t>Jn 3.23–36</w:t>
+        </w:r>
+      </w:hyperlink>
+      <w:r>
+        <w:rPr>
+          <w:lang w:val="fr_FR" w:bidi="fr_FR"/>
+        </w:rPr>
+        <w:t xml:space="preserve"> ; </w:t>
+      </w:r>
+      <w:hyperlink r:id="rId223">
+        <w:r>
+          <w:rPr>
+            <w:lang w:val="fr_FR" w:bidi="fr_FR"/>
+          </w:rPr>
+          <w:rPr>
+            <w:color w:val="0000EE"/>
+            <w:u w:val="single"/>
+          </w:rPr>
+          <w:t>4.1–3</w:t>
+        </w:r>
+      </w:hyperlink>
+      <w:r>
+        <w:rPr>
+          <w:lang w:val="fr_FR" w:bidi="fr_FR"/>
+        </w:rPr>
+        <w:t xml:space="preserve"> ; </w:t>
+      </w:r>
+      <w:hyperlink r:id="rId224">
+        <w:r>
+          <w:rPr>
+            <w:lang w:val="fr_FR" w:bidi="fr_FR"/>
+          </w:rPr>
+          <w:rPr>
+            <w:color w:val="0000EE"/>
+            <w:u w:val="single"/>
+          </w:rPr>
+          <w:t>10.40–42</w:t>
+        </w:r>
+      </w:hyperlink>
+      <w:r>
+        <w:rPr>
+          <w:lang w:val="fr_FR" w:bidi="fr_FR"/>
+        </w:rPr>
+        <w:t xml:space="preserve"> ; </w:t>
+      </w:r>
+      <w:hyperlink r:id="rId225">
+        <w:r>
+          <w:rPr>
+            <w:lang w:val="fr_FR" w:bidi="fr_FR"/>
+          </w:rPr>
+          <w:rPr>
+            <w:color w:val="0000EE"/>
+            <w:u w:val="single"/>
+          </w:rPr>
+          <w:t>Ac 1.5</w:t>
+        </w:r>
+      </w:hyperlink>
+      <w:r>
+        <w:rPr>
+          <w:lang w:val="fr_FR" w:bidi="fr_FR"/>
+        </w:rPr>
+        <w:t xml:space="preserve"> ; </w:t>
+      </w:r>
+      <w:hyperlink r:id="rId226">
+        <w:r>
+          <w:rPr>
+            <w:lang w:val="fr_FR" w:bidi="fr_FR"/>
+          </w:rPr>
+          <w:rPr>
+            <w:color w:val="0000EE"/>
+            <w:u w:val="single"/>
+          </w:rPr>
+          <w:t>10.37</w:t>
+        </w:r>
+      </w:hyperlink>
+      <w:r>
+        <w:rPr>
+          <w:lang w:val="fr_FR" w:bidi="fr_FR"/>
+        </w:rPr>
+        <w:t xml:space="preserve"> ; </w:t>
+      </w:r>
+      <w:hyperlink r:id="rId227">
+        <w:r>
+          <w:rPr>
+            <w:lang w:val="fr_FR" w:bidi="fr_FR"/>
+          </w:rPr>
+          <w:rPr>
+            <w:color w:val="0000EE"/>
+            <w:u w:val="single"/>
+          </w:rPr>
+          <w:t>11.16</w:t>
+        </w:r>
+      </w:hyperlink>
+      <w:r>
+        <w:rPr>
+          <w:lang w:val="fr_FR" w:bidi="fr_FR"/>
+        </w:rPr>
+        <w:t xml:space="preserve"> ; </w:t>
+      </w:r>
+      <w:hyperlink r:id="rId228">
+        <w:r>
+          <w:rPr>
+            <w:lang w:val="fr_FR" w:bidi="fr_FR"/>
+          </w:rPr>
+          <w:rPr>
+            <w:color w:val="0000EE"/>
+            <w:u w:val="single"/>
+          </w:rPr>
+          <w:t>18.25–26</w:t>
         </w:r>
       </w:hyperlink>
       <w:r>
@@ -4316,474 +6107,6 @@
         <w:t xml:space="preserve"> ; </w:t>
       </w:r>
       <w:hyperlink r:id="rId188">
-        <w:r>
-          <w:rPr>
-            <w:lang w:val="fr_FR" w:bidi="fr_FR"/>
-          </w:rPr>
-          <w:rPr>
-            <w:color w:val="0000EE"/>
-            <w:u w:val="single"/>
-          </w:rPr>
-          <w:t>2.18</w:t>
-        </w:r>
-      </w:hyperlink>
-      <w:r>
-        <w:rPr>
-          <w:lang w:val="fr_FR" w:bidi="fr_FR"/>
-        </w:rPr>
-        <w:t xml:space="preserve"> ; </w:t>
-      </w:r>
-      <w:hyperlink r:id="rId189">
-        <w:r>
-          <w:rPr>
-            <w:lang w:val="fr_FR" w:bidi="fr_FR"/>
-          </w:rPr>
-          <w:rPr>
-            <w:color w:val="0000EE"/>
-            <w:u w:val="single"/>
-          </w:rPr>
-          <w:t>6.14–29</w:t>
-        </w:r>
-      </w:hyperlink>
-      <w:r>
-        <w:rPr>
-          <w:lang w:val="fr_FR" w:bidi="fr_FR"/>
-        </w:rPr>
-        <w:t xml:space="preserve"> ; </w:t>
-      </w:r>
-      <w:hyperlink r:id="rId190">
-        <w:r>
-          <w:rPr>
-            <w:lang w:val="fr_FR" w:bidi="fr_FR"/>
-          </w:rPr>
-          <w:rPr>
-            <w:color w:val="0000EE"/>
-            <w:u w:val="single"/>
-          </w:rPr>
-          <w:t>8.28</w:t>
-        </w:r>
-      </w:hyperlink>
-      <w:r>
-        <w:rPr>
-          <w:lang w:val="fr_FR" w:bidi="fr_FR"/>
-        </w:rPr>
-        <w:t xml:space="preserve"> ; </w:t>
-      </w:r>
-      <w:hyperlink r:id="rId191">
-        <w:r>
-          <w:rPr>
-            <w:lang w:val="fr_FR" w:bidi="fr_FR"/>
-          </w:rPr>
-          <w:rPr>
-            <w:color w:val="0000EE"/>
-            <w:u w:val="single"/>
-          </w:rPr>
-          <w:t>9.11–13</w:t>
-        </w:r>
-      </w:hyperlink>
-      <w:r>
-        <w:rPr>
-          <w:lang w:val="fr_FR" w:bidi="fr_FR"/>
-        </w:rPr>
-        <w:t xml:space="preserve"> ; </w:t>
-      </w:r>
-      <w:hyperlink r:id="rId192">
-        <w:r>
-          <w:rPr>
-            <w:lang w:val="fr_FR" w:bidi="fr_FR"/>
-          </w:rPr>
-          <w:rPr>
-            <w:color w:val="0000EE"/>
-            <w:u w:val="single"/>
-          </w:rPr>
-          <w:t>11.29–33</w:t>
-        </w:r>
-      </w:hyperlink>
-      <w:r>
-        <w:rPr>
-          <w:lang w:val="fr_FR" w:bidi="fr_FR"/>
-        </w:rPr>
-        <w:t xml:space="preserve"> ; </w:t>
-      </w:r>
-      <w:hyperlink r:id="rId193">
-        <w:r>
-          <w:rPr>
-            <w:lang w:val="fr_FR" w:bidi="fr_FR"/>
-          </w:rPr>
-          <w:rPr>
-            <w:color w:val="0000EE"/>
-            <w:u w:val="single"/>
-          </w:rPr>
-          <w:t>Lc 1.13–17</w:t>
-        </w:r>
-      </w:hyperlink>
-      <w:r>
-        <w:rPr>
-          <w:lang w:val="fr_FR" w:bidi="fr_FR"/>
-        </w:rPr>
-        <w:t xml:space="preserve">, </w:t>
-      </w:r>
-      <w:hyperlink r:id="rId153">
-        <w:r>
-          <w:rPr>
-            <w:lang w:val="fr_FR" w:bidi="fr_FR"/>
-          </w:rPr>
-          <w:rPr>
-            <w:color w:val="0000EE"/>
-            <w:u w:val="single"/>
-          </w:rPr>
-          <w:t>36</w:t>
-        </w:r>
-      </w:hyperlink>
-      <w:r>
-        <w:rPr>
-          <w:lang w:val="fr_FR" w:bidi="fr_FR"/>
-        </w:rPr>
-        <w:t xml:space="preserve">, </w:t>
-      </w:r>
-      <w:hyperlink r:id="rId194">
-        <w:r>
-          <w:rPr>
-            <w:lang w:val="fr_FR" w:bidi="fr_FR"/>
-          </w:rPr>
-          <w:rPr>
-            <w:color w:val="0000EE"/>
-            <w:u w:val="single"/>
-          </w:rPr>
-          <w:t>39–43</w:t>
-        </w:r>
-      </w:hyperlink>
-      <w:r>
-        <w:rPr>
-          <w:lang w:val="fr_FR" w:bidi="fr_FR"/>
-        </w:rPr>
-        <w:t xml:space="preserve">, </w:t>
-      </w:r>
-      <w:hyperlink r:id="rId195">
-        <w:r>
-          <w:rPr>
-            <w:lang w:val="fr_FR" w:bidi="fr_FR"/>
-          </w:rPr>
-          <w:rPr>
-            <w:color w:val="0000EE"/>
-            <w:u w:val="single"/>
-          </w:rPr>
-          <w:t>57–66</w:t>
-        </w:r>
-      </w:hyperlink>
-      <w:r>
-        <w:rPr>
-          <w:lang w:val="fr_FR" w:bidi="fr_FR"/>
-        </w:rPr>
-        <w:t xml:space="preserve">, </w:t>
-      </w:r>
-      <w:hyperlink r:id="rId196">
-        <w:r>
-          <w:rPr>
-            <w:lang w:val="fr_FR" w:bidi="fr_FR"/>
-          </w:rPr>
-          <w:rPr>
-            <w:color w:val="0000EE"/>
-            <w:u w:val="single"/>
-          </w:rPr>
-          <w:t>76–80</w:t>
-        </w:r>
-      </w:hyperlink>
-      <w:r>
-        <w:rPr>
-          <w:lang w:val="fr_FR" w:bidi="fr_FR"/>
-        </w:rPr>
-        <w:t xml:space="preserve"> ; </w:t>
-      </w:r>
-      <w:hyperlink r:id="rId197">
-        <w:r>
-          <w:rPr>
-            <w:lang w:val="fr_FR" w:bidi="fr_FR"/>
-          </w:rPr>
-          <w:rPr>
-            <w:color w:val="0000EE"/>
-            <w:u w:val="single"/>
-          </w:rPr>
-          <w:t>3.1–21</w:t>
-        </w:r>
-      </w:hyperlink>
-      <w:r>
-        <w:rPr>
-          <w:lang w:val="fr_FR" w:bidi="fr_FR"/>
-        </w:rPr>
-        <w:t xml:space="preserve"> ; </w:t>
-      </w:r>
-      <w:hyperlink r:id="rId198">
-        <w:r>
-          <w:rPr>
-            <w:lang w:val="fr_FR" w:bidi="fr_FR"/>
-          </w:rPr>
-          <w:rPr>
-            <w:color w:val="0000EE"/>
-            <w:u w:val="single"/>
-          </w:rPr>
-          <w:t>5.33</w:t>
-        </w:r>
-      </w:hyperlink>
-      <w:r>
-        <w:rPr>
-          <w:lang w:val="fr_FR" w:bidi="fr_FR"/>
-        </w:rPr>
-        <w:t xml:space="preserve"> ; </w:t>
-      </w:r>
-      <w:hyperlink r:id="rId178">
-        <w:r>
-          <w:rPr>
-            <w:lang w:val="fr_FR" w:bidi="fr_FR"/>
-          </w:rPr>
-          <w:rPr>
-            <w:color w:val="0000EE"/>
-            <w:u w:val="single"/>
-          </w:rPr>
-          <w:t>7.18–35</w:t>
-        </w:r>
-      </w:hyperlink>
-      <w:r>
-        <w:rPr>
-          <w:lang w:val="fr_FR" w:bidi="fr_FR"/>
-        </w:rPr>
-        <w:t xml:space="preserve"> ; </w:t>
-      </w:r>
-      <w:hyperlink r:id="rId199">
-        <w:r>
-          <w:rPr>
-            <w:lang w:val="fr_FR" w:bidi="fr_FR"/>
-          </w:rPr>
-          <w:rPr>
-            <w:color w:val="0000EE"/>
-            <w:u w:val="single"/>
-          </w:rPr>
-          <w:t>9.7–9</w:t>
-        </w:r>
-      </w:hyperlink>
-      <w:r>
-        <w:rPr>
-          <w:lang w:val="fr_FR" w:bidi="fr_FR"/>
-        </w:rPr>
-        <w:t xml:space="preserve">, </w:t>
-      </w:r>
-      <w:hyperlink r:id="rId200">
-        <w:r>
-          <w:rPr>
-            <w:lang w:val="fr_FR" w:bidi="fr_FR"/>
-          </w:rPr>
-          <w:rPr>
-            <w:color w:val="0000EE"/>
-            <w:u w:val="single"/>
-          </w:rPr>
-          <w:t>19</w:t>
-        </w:r>
-      </w:hyperlink>
-      <w:r>
-        <w:rPr>
-          <w:lang w:val="fr_FR" w:bidi="fr_FR"/>
-        </w:rPr>
-        <w:t xml:space="preserve"> ; </w:t>
-      </w:r>
-      <w:hyperlink r:id="rId201">
-        <w:r>
-          <w:rPr>
-            <w:lang w:val="fr_FR" w:bidi="fr_FR"/>
-          </w:rPr>
-          <w:rPr>
-            <w:color w:val="0000EE"/>
-            <w:u w:val="single"/>
-          </w:rPr>
-          <w:t>11.1</w:t>
-        </w:r>
-      </w:hyperlink>
-      <w:r>
-        <w:rPr>
-          <w:lang w:val="fr_FR" w:bidi="fr_FR"/>
-        </w:rPr>
-        <w:t xml:space="preserve"> ; </w:t>
-      </w:r>
-      <w:hyperlink r:id="rId179">
-        <w:r>
-          <w:rPr>
-            <w:lang w:val="fr_FR" w:bidi="fr_FR"/>
-          </w:rPr>
-          <w:rPr>
-            <w:color w:val="0000EE"/>
-            <w:u w:val="single"/>
-          </w:rPr>
-          <w:t>16.16</w:t>
-        </w:r>
-      </w:hyperlink>
-      <w:r>
-        <w:rPr>
-          <w:lang w:val="fr_FR" w:bidi="fr_FR"/>
-        </w:rPr>
-        <w:t xml:space="preserve"> ; </w:t>
-      </w:r>
-      <w:hyperlink r:id="rId202">
-        <w:r>
-          <w:rPr>
-            <w:lang w:val="fr_FR" w:bidi="fr_FR"/>
-          </w:rPr>
-          <w:rPr>
-            <w:color w:val="0000EE"/>
-            <w:u w:val="single"/>
-          </w:rPr>
-          <w:t>20.3–8</w:t>
-        </w:r>
-      </w:hyperlink>
-      <w:r>
-        <w:rPr>
-          <w:lang w:val="fr_FR" w:bidi="fr_FR"/>
-        </w:rPr>
-        <w:t xml:space="preserve"> ; </w:t>
-      </w:r>
-      <w:hyperlink r:id="rId203">
-        <w:r>
-          <w:rPr>
-            <w:lang w:val="fr_FR" w:bidi="fr_FR"/>
-          </w:rPr>
-          <w:rPr>
-            <w:color w:val="0000EE"/>
-            <w:u w:val="single"/>
-          </w:rPr>
-          <w:t>Jn 1.6–37</w:t>
-        </w:r>
-      </w:hyperlink>
-      <w:r>
-        <w:rPr>
-          <w:lang w:val="fr_FR" w:bidi="fr_FR"/>
-        </w:rPr>
-        <w:t xml:space="preserve"> ; </w:t>
-      </w:r>
-      <w:hyperlink r:id="rId204">
-        <w:r>
-          <w:rPr>
-            <w:lang w:val="fr_FR" w:bidi="fr_FR"/>
-          </w:rPr>
-          <w:rPr>
-            <w:color w:val="0000EE"/>
-            <w:u w:val="single"/>
-          </w:rPr>
-          <w:t>Jn 3.23–36</w:t>
-        </w:r>
-      </w:hyperlink>
-      <w:r>
-        <w:rPr>
-          <w:lang w:val="fr_FR" w:bidi="fr_FR"/>
-        </w:rPr>
-        <w:t xml:space="preserve"> ; </w:t>
-      </w:r>
-      <w:hyperlink r:id="rId205">
-        <w:r>
-          <w:rPr>
-            <w:lang w:val="fr_FR" w:bidi="fr_FR"/>
-          </w:rPr>
-          <w:rPr>
-            <w:color w:val="0000EE"/>
-            <w:u w:val="single"/>
-          </w:rPr>
-          <w:t>4.1–3</w:t>
-        </w:r>
-      </w:hyperlink>
-      <w:r>
-        <w:rPr>
-          <w:lang w:val="fr_FR" w:bidi="fr_FR"/>
-        </w:rPr>
-        <w:t xml:space="preserve"> ; </w:t>
-      </w:r>
-      <w:hyperlink r:id="rId206">
-        <w:r>
-          <w:rPr>
-            <w:lang w:val="fr_FR" w:bidi="fr_FR"/>
-          </w:rPr>
-          <w:rPr>
-            <w:color w:val="0000EE"/>
-            <w:u w:val="single"/>
-          </w:rPr>
-          <w:t>10.40–42</w:t>
-        </w:r>
-      </w:hyperlink>
-      <w:r>
-        <w:rPr>
-          <w:lang w:val="fr_FR" w:bidi="fr_FR"/>
-        </w:rPr>
-        <w:t xml:space="preserve"> ; </w:t>
-      </w:r>
-      <w:hyperlink r:id="rId207">
-        <w:r>
-          <w:rPr>
-            <w:lang w:val="fr_FR" w:bidi="fr_FR"/>
-          </w:rPr>
-          <w:rPr>
-            <w:color w:val="0000EE"/>
-            <w:u w:val="single"/>
-          </w:rPr>
-          <w:t>Ac 1.5</w:t>
-        </w:r>
-      </w:hyperlink>
-      <w:r>
-        <w:rPr>
-          <w:lang w:val="fr_FR" w:bidi="fr_FR"/>
-        </w:rPr>
-        <w:t xml:space="preserve"> ; </w:t>
-      </w:r>
-      <w:hyperlink r:id="rId208">
-        <w:r>
-          <w:rPr>
-            <w:lang w:val="fr_FR" w:bidi="fr_FR"/>
-          </w:rPr>
-          <w:rPr>
-            <w:color w:val="0000EE"/>
-            <w:u w:val="single"/>
-          </w:rPr>
-          <w:t>10.37</w:t>
-        </w:r>
-      </w:hyperlink>
-      <w:r>
-        <w:rPr>
-          <w:lang w:val="fr_FR" w:bidi="fr_FR"/>
-        </w:rPr>
-        <w:t xml:space="preserve"> ; </w:t>
-      </w:r>
-      <w:hyperlink r:id="rId209">
-        <w:r>
-          <w:rPr>
-            <w:lang w:val="fr_FR" w:bidi="fr_FR"/>
-          </w:rPr>
-          <w:rPr>
-            <w:color w:val="0000EE"/>
-            <w:u w:val="single"/>
-          </w:rPr>
-          <w:t>11.16</w:t>
-        </w:r>
-      </w:hyperlink>
-      <w:r>
-        <w:rPr>
-          <w:lang w:val="fr_FR" w:bidi="fr_FR"/>
-        </w:rPr>
-        <w:t xml:space="preserve"> ; </w:t>
-      </w:r>
-      <w:hyperlink r:id="rId210">
-        <w:r>
-          <w:rPr>
-            <w:lang w:val="fr_FR" w:bidi="fr_FR"/>
-          </w:rPr>
-          <w:rPr>
-            <w:color w:val="0000EE"/>
-            <w:u w:val="single"/>
-          </w:rPr>
-          <w:t>18.25–26</w:t>
-        </w:r>
-      </w:hyperlink>
-      <w:r>
-        <w:rPr>
-          <w:lang w:val="fr_FR" w:bidi="fr_FR"/>
-        </w:rPr>
-        <w:t xml:space="preserve"> ; </w:t>
-      </w:r>
-      <w:hyperlink r:id="rId170">
         <w:r>
           <w:rPr>
             <w:lang w:val="fr_FR" w:bidi="fr_FR"/>
@@ -4911,7 +6234,7 @@
         </w:rPr>
         <w:t>Barnabé et Paul ont pris Marc comme assistant lors de leur premier voyage comme missionnaires. Cependant, Marc les a quittés et est retourné à Jérusalem avant la fin du voyage (</w:t>
       </w:r>
-      <w:hyperlink r:id="rId211">
+      <w:hyperlink r:id="rId229">
         <w:r>
           <w:rPr>
             <w:lang w:val="fr_FR" w:bidi="fr_FR"/>
@@ -4929,7 +6252,7 @@
         </w:rPr>
         <w:t xml:space="preserve"> ; </w:t>
       </w:r>
-      <w:hyperlink r:id="rId212">
+      <w:hyperlink r:id="rId230">
         <w:r>
           <w:rPr>
             <w:lang w:val="fr_FR" w:bidi="fr_FR"/>
@@ -4947,7 +6270,7 @@
         </w:rPr>
         <w:t xml:space="preserve">, </w:t>
       </w:r>
-      <w:hyperlink r:id="rId213">
+      <w:hyperlink r:id="rId231">
         <w:r>
           <w:rPr>
             <w:lang w:val="fr_FR" w:bidi="fr_FR"/>
@@ -4965,7 +6288,7 @@
         </w:rPr>
         <w:t>). À cause de cela, lorsque Barnabé a voulu emmener Marc lors du deuxième voyage, Paul a refusé. Ce désaccord a divisé l’équipe : Barnabé a pris Marc, son cousin, tandis que Paul a choisi Silas. Les deux paires ont alors pris des chemins séparés (</w:t>
       </w:r>
-      <w:hyperlink r:id="rId214">
+      <w:hyperlink r:id="rId232">
         <w:r>
           <w:rPr>
             <w:lang w:val="fr_FR" w:bidi="fr_FR"/>
@@ -4997,7 +6320,7 @@
         </w:rPr>
         <w:t>Plus tard, Paul et Marc se sont réconciliés, et Marc est redevenu son assistant. Dans l’épître aux Colossiens, Paul appelle Marc un collaborateur et suggère qu’il pourrait bientôt l’envoyer visiter l’église à Colosses (</w:t>
       </w:r>
-      <w:hyperlink r:id="rId215">
+      <w:hyperlink r:id="rId233">
         <w:r>
           <w:rPr>
             <w:lang w:val="fr_FR" w:bidi="fr_FR"/>
@@ -5015,7 +6338,7 @@
         </w:rPr>
         <w:t xml:space="preserve"> ; voir aussi </w:t>
       </w:r>
-      <w:hyperlink r:id="rId216">
+      <w:hyperlink r:id="rId234">
         <w:r>
           <w:rPr>
             <w:lang w:val="fr_FR" w:bidi="fr_FR"/>
@@ -5033,7 +6356,7 @@
         </w:rPr>
         <w:t>). Encore plus tard, lorsque Paul attendait son exécution dans une prison romaine, il a demandé à Timothée de prendre Marc parce qu’il croyait que Marc serait utile dans son ministère (</w:t>
       </w:r>
-      <w:hyperlink r:id="rId217">
+      <w:hyperlink r:id="rId235">
         <w:r>
           <w:rPr>
             <w:lang w:val="fr_FR" w:bidi="fr_FR"/>
@@ -5065,7 +6388,7 @@
         </w:rPr>
         <w:t>Marc a probablement aidé Pierre avec son travail de missionnaire en Italie vers la fin de sa vie. Dans l’une des lettres de Pierre, il appelle affectueusement Marc son « fils » qui est avec lui (</w:t>
       </w:r>
-      <w:hyperlink r:id="rId218">
+      <w:hyperlink r:id="rId236">
         <w:r>
           <w:rPr>
             <w:lang w:val="fr_FR" w:bidi="fr_FR"/>
@@ -5147,7 +6470,7 @@
           <w:lang w:val="fr_FR" w:bidi="fr_FR"/>
         </w:rPr>
       </w:r>
-      <w:hyperlink r:id="rId219">
+      <w:hyperlink r:id="rId237">
         <w:r>
           <w:rPr>
             <w:lang w:val="fr_FR" w:bidi="fr_FR"/>
@@ -5165,7 +6488,7 @@
         </w:rPr>
         <w:t xml:space="preserve">, </w:t>
       </w:r>
-      <w:hyperlink r:id="rId211">
+      <w:hyperlink r:id="rId229">
         <w:r>
           <w:rPr>
             <w:lang w:val="fr_FR" w:bidi="fr_FR"/>
@@ -5183,7 +6506,7 @@
         </w:rPr>
         <w:t xml:space="preserve">; </w:t>
       </w:r>
-      <w:hyperlink r:id="rId212">
+      <w:hyperlink r:id="rId230">
         <w:r>
           <w:rPr>
             <w:lang w:val="fr_FR" w:bidi="fr_FR"/>
@@ -5201,7 +6524,7 @@
         </w:rPr>
         <w:t xml:space="preserve">, </w:t>
       </w:r>
-      <w:hyperlink r:id="rId213">
+      <w:hyperlink r:id="rId231">
         <w:r>
           <w:rPr>
             <w:lang w:val="fr_FR" w:bidi="fr_FR"/>
@@ -5219,7 +6542,7 @@
         </w:rPr>
         <w:t xml:space="preserve">; </w:t>
       </w:r>
-      <w:hyperlink r:id="rId220">
+      <w:hyperlink r:id="rId238">
         <w:r>
           <w:rPr>
             <w:lang w:val="fr_FR" w:bidi="fr_FR"/>
@@ -5237,7 +6560,7 @@
         </w:rPr>
         <w:t xml:space="preserve">; </w:t>
       </w:r>
-      <w:hyperlink r:id="rId215">
+      <w:hyperlink r:id="rId233">
         <w:r>
           <w:rPr>
             <w:lang w:val="fr_FR" w:bidi="fr_FR"/>
@@ -5255,7 +6578,7 @@
         </w:rPr>
         <w:t xml:space="preserve">; </w:t>
       </w:r>
-      <w:hyperlink r:id="rId217">
+      <w:hyperlink r:id="rId235">
         <w:r>
           <w:rPr>
             <w:lang w:val="fr_FR" w:bidi="fr_FR"/>
@@ -5273,7 +6596,7 @@
         </w:rPr>
         <w:t xml:space="preserve">; </w:t>
       </w:r>
-      <w:hyperlink r:id="rId221">
+      <w:hyperlink r:id="rId239">
         <w:r>
           <w:rPr>
             <w:lang w:val="fr_FR" w:bidi="fr_FR"/>
@@ -5291,7 +6614,7 @@
         </w:rPr>
         <w:t xml:space="preserve">; </w:t>
       </w:r>
-      <w:hyperlink r:id="rId218">
+      <w:hyperlink r:id="rId236">
         <w:r>
           <w:rPr>
             <w:lang w:val="fr_FR" w:bidi="fr_FR"/>
@@ -5330,7 +6653,7 @@
         <w:rPr>
           <w:lang w:val="fr_FR" w:bidi="fr_FR"/>
         </w:rPr>
-        <w:t>Jean, fils de Zébédée</w:t>
+        <w:t>Jérémie</w:t>
       </w:r>
       <w:r>
         <w:rPr>
@@ -5349,7 +6672,7 @@
         <w:rPr>
           <w:lang w:val="fr_FR" w:bidi="fr_FR"/>
         </w:rPr>
-        <w:t>Jean était l’un des douze disciples les plus proches de Jésus, appelés apôtres. Il était le frère de Jacques et le fils de Zébédée. Jésus a choisi ces douze hommes comme ses représentants spéciaux et leur a donné l’autorité d’enseigner aux autres à son sujet. Leur travail a contribué à fonder l’Église primitive. Selon la tradition ancienne, Jean, fils de Zébédée, a écrit l’Évangile de Jean, les Lettres de Jean et le Livre de l’Apocalypse.</w:t>
+        <w:t>Jérémie était un prophète à Jérusalem avant sa destruction en 586 av. J.‑C. Les gens l’appellent parfois le « prophète en pleurs » parce qu’il partageait ses luttes et ses chagrins tout en délivrant les messages de Dieu.</w:t>
       </w:r>
     </w:p>
     <w:p>
@@ -5363,198 +6686,54 @@
         <w:rPr>
           <w:lang w:val="fr_FR" w:bidi="fr_FR"/>
         </w:rPr>
-        <w:t>Jean et son frère Jacques étaient parmi les plus proches disciples de Jésus (</w:t>
-      </w:r>
-      <w:hyperlink r:id="rId99">
-        <w:r>
-          <w:rPr>
-            <w:lang w:val="fr_FR" w:bidi="fr_FR"/>
-          </w:rPr>
-          <w:rPr>
-            <w:color w:val="0000EE"/>
-            <w:u w:val="single"/>
-          </w:rPr>
-          <w:t>Mc 5.37</w:t>
-        </w:r>
-      </w:hyperlink>
-      <w:r>
-        <w:rPr>
-          <w:lang w:val="fr_FR" w:bidi="fr_FR"/>
-        </w:rPr>
-        <w:t xml:space="preserve"> ; </w:t>
-      </w:r>
-      <w:hyperlink r:id="rId119">
-        <w:r>
-          <w:rPr>
-            <w:lang w:val="fr_FR" w:bidi="fr_FR"/>
-          </w:rPr>
-          <w:rPr>
-            <w:color w:val="0000EE"/>
-            <w:u w:val="single"/>
-          </w:rPr>
-          <w:t>9.2</w:t>
-        </w:r>
-      </w:hyperlink>
-      <w:r>
-        <w:rPr>
-          <w:lang w:val="fr_FR" w:bidi="fr_FR"/>
-        </w:rPr>
-        <w:t xml:space="preserve"> ; </w:t>
-      </w:r>
-      <w:hyperlink r:id="rId222">
-        <w:r>
-          <w:rPr>
-            <w:lang w:val="fr_FR" w:bidi="fr_FR"/>
-          </w:rPr>
-          <w:rPr>
-            <w:color w:val="0000EE"/>
-            <w:u w:val="single"/>
-          </w:rPr>
-          <w:t>13.3</w:t>
-        </w:r>
-      </w:hyperlink>
-      <w:r>
-        <w:rPr>
-          <w:lang w:val="fr_FR" w:bidi="fr_FR"/>
-        </w:rPr>
-        <w:t xml:space="preserve"> ; </w:t>
-      </w:r>
-      <w:hyperlink r:id="rId105">
-        <w:r>
-          <w:rPr>
-            <w:lang w:val="fr_FR" w:bidi="fr_FR"/>
-          </w:rPr>
-          <w:rPr>
-            <w:color w:val="0000EE"/>
-            <w:u w:val="single"/>
-          </w:rPr>
-          <w:t>14.33</w:t>
-        </w:r>
-      </w:hyperlink>
-      <w:r>
-        <w:rPr>
-          <w:lang w:val="fr_FR" w:bidi="fr_FR"/>
-        </w:rPr>
-        <w:t xml:space="preserve">). Leur mère, Salomé, pourrait avoir été la sœur de Marie, mère de Jésus (voir </w:t>
-      </w:r>
-      <w:hyperlink r:id="rId86">
-        <w:r>
-          <w:rPr>
-            <w:lang w:val="fr_FR" w:bidi="fr_FR"/>
-          </w:rPr>
-          <w:rPr>
-            <w:color w:val="0000EE"/>
-            <w:u w:val="single"/>
-          </w:rPr>
-          <w:t>Mt 27.56</w:t>
-        </w:r>
-      </w:hyperlink>
-      <w:r>
-        <w:rPr>
-          <w:lang w:val="fr_FR" w:bidi="fr_FR"/>
-        </w:rPr>
-        <w:t xml:space="preserve"> ; </w:t>
-      </w:r>
-      <w:hyperlink r:id="rId87">
-        <w:r>
-          <w:rPr>
-            <w:lang w:val="fr_FR" w:bidi="fr_FR"/>
-          </w:rPr>
-          <w:rPr>
-            <w:color w:val="0000EE"/>
-            <w:u w:val="single"/>
-          </w:rPr>
-          <w:t>Mc 15.40</w:t>
-        </w:r>
-      </w:hyperlink>
-      <w:r>
-        <w:rPr>
-          <w:lang w:val="fr_FR" w:bidi="fr_FR"/>
-        </w:rPr>
-        <w:t xml:space="preserve"> ; </w:t>
-      </w:r>
-      <w:hyperlink r:id="rId88">
-        <w:r>
-          <w:rPr>
-            <w:lang w:val="fr_FR" w:bidi="fr_FR"/>
-          </w:rPr>
-          <w:rPr>
-            <w:color w:val="0000EE"/>
-            <w:u w:val="single"/>
-          </w:rPr>
-          <w:t>16.1</w:t>
-        </w:r>
-      </w:hyperlink>
-      <w:r>
-        <w:rPr>
-          <w:lang w:val="fr_FR" w:bidi="fr_FR"/>
-        </w:rPr>
-        <w:t xml:space="preserve"> ; </w:t>
-      </w:r>
-      <w:hyperlink r:id="rId89">
-        <w:r>
-          <w:rPr>
-            <w:lang w:val="fr_FR" w:bidi="fr_FR"/>
-          </w:rPr>
-          <w:rPr>
-            <w:color w:val="0000EE"/>
-            <w:u w:val="single"/>
-          </w:rPr>
-          <w:t>Jn 19.25</w:t>
-        </w:r>
-      </w:hyperlink>
-      <w:r>
-        <w:rPr>
-          <w:lang w:val="fr_FR" w:bidi="fr_FR"/>
-        </w:rPr>
-        <w:t>). Le nom de Jean apparaît généralement après celui de Jacques, ce qui suggère que Jean était plus jeune. Jacques et Jean étaient pêcheurs comme leur père (</w:t>
-      </w:r>
-      <w:hyperlink r:id="rId91">
-        <w:r>
-          <w:rPr>
-            <w:lang w:val="fr_FR" w:bidi="fr_FR"/>
-          </w:rPr>
-          <w:rPr>
-            <w:color w:val="0000EE"/>
-            <w:u w:val="single"/>
-          </w:rPr>
-          <w:t>Mt 4.21</w:t>
-        </w:r>
-      </w:hyperlink>
-      <w:r>
-        <w:rPr>
-          <w:lang w:val="fr_FR" w:bidi="fr_FR"/>
-        </w:rPr>
-        <w:t xml:space="preserve"> ; </w:t>
-      </w:r>
-      <w:hyperlink r:id="rId92">
-        <w:r>
-          <w:rPr>
-            <w:lang w:val="fr_FR" w:bidi="fr_FR"/>
-          </w:rPr>
-          <w:rPr>
-            <w:color w:val="0000EE"/>
-            <w:u w:val="single"/>
-          </w:rPr>
-          <w:t>Mc 1.19</w:t>
-        </w:r>
-      </w:hyperlink>
-      <w:r>
-        <w:rPr>
-          <w:lang w:val="fr_FR" w:bidi="fr_FR"/>
-        </w:rPr>
-        <w:t>). Ils pêchaient avec Pierre et André, une autre duo de frères devenus disciples (</w:t>
-      </w:r>
-      <w:hyperlink r:id="rId223">
-        <w:r>
-          <w:rPr>
-            <w:lang w:val="fr_FR" w:bidi="fr_FR"/>
-          </w:rPr>
-          <w:rPr>
-            <w:color w:val="0000EE"/>
-            <w:u w:val="single"/>
-          </w:rPr>
-          <w:t>Lc 5.8–10</w:t>
+        <w:t>Jérémie est né à Anathoth, près de Jérusalem, pendant le règne de Manassé. Son père était Hilkija de la tribu de Benjamin. Jérémie est devenu prophète la treizième année du règne de Josias (627 av. J.‑C.). Au début, Jérémie hésitait à accepter son rôle (</w:t>
+      </w:r>
+      <w:hyperlink r:id="rId240">
+        <w:r>
+          <w:rPr>
+            <w:lang w:val="fr_FR" w:bidi="fr_FR"/>
+          </w:rPr>
+          <w:rPr>
+            <w:color w:val="0000EE"/>
+            <w:u w:val="single"/>
+          </w:rPr>
+          <w:t>Jr 1.6</w:t>
+        </w:r>
+      </w:hyperlink>
+      <w:r>
+        <w:rPr>
+          <w:lang w:val="fr_FR" w:bidi="fr_FR"/>
+        </w:rPr>
+        <w:t>), mais Dieu a promis de le guider, de le protéger et de lui souffler les mots qu'il faut, même face à l’opposition (</w:t>
+      </w:r>
+      <w:hyperlink r:id="rId241">
+        <w:r>
+          <w:rPr>
+            <w:lang w:val="fr_FR" w:bidi="fr_FR"/>
+          </w:rPr>
+          <w:rPr>
+            <w:color w:val="0000EE"/>
+            <w:u w:val="single"/>
+          </w:rPr>
+          <w:t>Jr 1.7–8</w:t>
+        </w:r>
+      </w:hyperlink>
+      <w:r>
+        <w:rPr>
+          <w:lang w:val="fr_FR" w:bidi="fr_FR"/>
+        </w:rPr>
+        <w:t xml:space="preserve">, </w:t>
+      </w:r>
+      <w:hyperlink r:id="rId242">
+        <w:r>
+          <w:rPr>
+            <w:lang w:val="fr_FR" w:bidi="fr_FR"/>
+          </w:rPr>
+          <w:rPr>
+            <w:color w:val="0000EE"/>
+            <w:u w:val="single"/>
+          </w:rPr>
+          <w:t>18–19</w:t>
         </w:r>
       </w:hyperlink>
       <w:r>
@@ -5575,162 +6754,150 @@
         <w:rPr>
           <w:lang w:val="fr_FR" w:bidi="fr_FR"/>
         </w:rPr>
-        <w:t>Ils faisaient partie des premiers disciples que Jésus a appelés, et ils ont tout quitté pour le suivre (</w:t>
-      </w:r>
-      <w:hyperlink r:id="rId94">
-        <w:r>
-          <w:rPr>
-            <w:lang w:val="fr_FR" w:bidi="fr_FR"/>
-          </w:rPr>
-          <w:rPr>
-            <w:color w:val="0000EE"/>
-            <w:u w:val="single"/>
-          </w:rPr>
-          <w:t>Mt 4.22</w:t>
-        </w:r>
-      </w:hyperlink>
-      <w:r>
-        <w:rPr>
-          <w:lang w:val="fr_FR" w:bidi="fr_FR"/>
-        </w:rPr>
-        <w:t xml:space="preserve"> ; </w:t>
-      </w:r>
-      <w:hyperlink r:id="rId95">
-        <w:r>
-          <w:rPr>
-            <w:lang w:val="fr_FR" w:bidi="fr_FR"/>
-          </w:rPr>
-          <w:rPr>
-            <w:color w:val="0000EE"/>
-            <w:u w:val="single"/>
-          </w:rPr>
-          <w:t>Mc 1.20</w:t>
-        </w:r>
-      </w:hyperlink>
-      <w:r>
-        <w:rPr>
-          <w:lang w:val="fr_FR" w:bidi="fr_FR"/>
-        </w:rPr>
-        <w:t xml:space="preserve"> ; </w:t>
-      </w:r>
-      <w:hyperlink r:id="rId96">
-        <w:r>
-          <w:rPr>
-            <w:lang w:val="fr_FR" w:bidi="fr_FR"/>
-          </w:rPr>
-          <w:rPr>
-            <w:color w:val="0000EE"/>
-            <w:u w:val="single"/>
-          </w:rPr>
-          <w:t>Lc 5.11</w:t>
-        </w:r>
-      </w:hyperlink>
-      <w:r>
-        <w:rPr>
-          <w:lang w:val="fr_FR" w:bidi="fr_FR"/>
-        </w:rPr>
-        <w:t xml:space="preserve"> ; comparer </w:t>
-      </w:r>
-      <w:hyperlink r:id="rId168">
-        <w:r>
-          <w:rPr>
-            <w:lang w:val="fr_FR" w:bidi="fr_FR"/>
-          </w:rPr>
-          <w:rPr>
-            <w:color w:val="0000EE"/>
-            <w:u w:val="single"/>
-          </w:rPr>
-          <w:t>Jn 1.35–40</w:t>
-        </w:r>
-      </w:hyperlink>
-      <w:r>
-        <w:rPr>
-          <w:lang w:val="fr_FR" w:bidi="fr_FR"/>
-        </w:rPr>
-        <w:t>). Jésus les a nommés « Fils du Tonnerre » (</w:t>
-      </w:r>
-      <w:hyperlink r:id="rId97">
-        <w:r>
-          <w:rPr>
-            <w:lang w:val="fr_FR" w:bidi="fr_FR"/>
-          </w:rPr>
-          <w:rPr>
-            <w:color w:val="0000EE"/>
-            <w:u w:val="single"/>
-          </w:rPr>
-          <w:t>Mc 3.17</w:t>
-        </w:r>
-      </w:hyperlink>
-      <w:r>
-        <w:rPr>
-          <w:lang w:val="fr_FR" w:bidi="fr_FR"/>
-        </w:rPr>
-        <w:t xml:space="preserve">). Ce nom pourrait signifier qu’ils étaient bruyants ou prompts à s’emporter (voir </w:t>
-      </w:r>
-      <w:hyperlink r:id="rId98">
-        <w:r>
-          <w:rPr>
-            <w:lang w:val="fr_FR" w:bidi="fr_FR"/>
-          </w:rPr>
-          <w:rPr>
-            <w:color w:val="0000EE"/>
-            <w:u w:val="single"/>
-          </w:rPr>
-          <w:t>Lc 9.54</w:t>
-        </w:r>
-      </w:hyperlink>
-      <w:r>
-        <w:rPr>
-          <w:lang w:val="fr_FR" w:bidi="fr_FR"/>
-        </w:rPr>
-        <w:t>). À un moment donné, les frères ont contrarié les autres disciples en demandant des positions spéciales dans le royaume futur (</w:t>
-      </w:r>
-      <w:hyperlink r:id="rId106">
-        <w:r>
-          <w:rPr>
-            <w:lang w:val="fr_FR" w:bidi="fr_FR"/>
-          </w:rPr>
-          <w:rPr>
-            <w:color w:val="0000EE"/>
-            <w:u w:val="single"/>
-          </w:rPr>
-          <w:t>Mt 20.20–28</w:t>
-        </w:r>
-      </w:hyperlink>
-      <w:r>
-        <w:rPr>
-          <w:lang w:val="fr_FR" w:bidi="fr_FR"/>
-        </w:rPr>
-        <w:t xml:space="preserve"> ; </w:t>
-      </w:r>
-      <w:hyperlink r:id="rId107">
-        <w:r>
-          <w:rPr>
-            <w:lang w:val="fr_FR" w:bidi="fr_FR"/>
-          </w:rPr>
-          <w:rPr>
-            <w:color w:val="0000EE"/>
-            <w:u w:val="single"/>
-          </w:rPr>
-          <w:t>Mc 10.35–45</w:t>
-        </w:r>
-      </w:hyperlink>
-      <w:r>
-        <w:rPr>
-          <w:lang w:val="fr_FR" w:bidi="fr_FR"/>
-        </w:rPr>
-        <w:t xml:space="preserve"> ; voir </w:t>
-      </w:r>
-      <w:hyperlink r:id="rId108">
-        <w:r>
-          <w:rPr>
-            <w:lang w:val="fr_FR" w:bidi="fr_FR"/>
-          </w:rPr>
-          <w:rPr>
-            <w:color w:val="0000EE"/>
-            <w:u w:val="single"/>
-          </w:rPr>
-          <w:t>Lc 22.24–27</w:t>
+        <w:t>Jérémie a averti les rois et le peuple de Juda de se repentir pour éviter l’exil. Ils avaient rompu l’alliance de Dieu (accord spécial), notamment en adorant des idoles (</w:t>
+      </w:r>
+      <w:hyperlink r:id="rId243">
+        <w:r>
+          <w:rPr>
+            <w:lang w:val="fr_FR" w:bidi="fr_FR"/>
+          </w:rPr>
+          <w:rPr>
+            <w:color w:val="0000EE"/>
+            <w:u w:val="single"/>
+          </w:rPr>
+          <w:t>Jr 10.1–16</w:t>
+        </w:r>
+      </w:hyperlink>
+      <w:r>
+        <w:rPr>
+          <w:lang w:val="fr_FR" w:bidi="fr_FR"/>
+        </w:rPr>
+        <w:t>), et faisaient face aux conséquences (</w:t>
+      </w:r>
+      <w:hyperlink r:id="rId244">
+        <w:r>
+          <w:rPr>
+            <w:lang w:val="fr_FR" w:bidi="fr_FR"/>
+          </w:rPr>
+          <w:rPr>
+            <w:color w:val="0000EE"/>
+            <w:u w:val="single"/>
+          </w:rPr>
+          <w:t>Dt 27–28</w:t>
+        </w:r>
+      </w:hyperlink>
+      <w:r>
+        <w:rPr>
+          <w:lang w:val="fr_FR" w:bidi="fr_FR"/>
+        </w:rPr>
+        <w:t>). Ils ont refusé l’appel de Dieu à se repentir, alors Jérémie a ensuite annoncé que le jugement de Dieu était inévitable.</w:t>
+      </w:r>
+    </w:p>
+    <w:p>
+      <w:pPr/>
+      <w:r>
+        <w:rPr>
+          <w:lang w:val="fr_FR" w:bidi="fr_FR"/>
+        </w:rPr>
+      </w:r>
+      <w:r>
+        <w:rPr>
+          <w:lang w:val="fr_FR" w:bidi="fr_FR"/>
+        </w:rPr>
+        <w:t>Les dirigeants de Juda détestaient fortement Jérémie. Le roi Jojakim le méprisait et cherchait à l’empêcher de parler. Le roi Sédécias consultait secrètement Jérémie, mais cédait à ses officiers lorsqu’ils voulaient réduire le prophète au silence. Cependant, la parole de Dieu ne pouvait être arrêtée. Le jugement promis s’est réalisé en 586 av. J.‑C. : Jérusalem a été attaquée, le temple détruit, et les dirigeants de Juda ont été soit tués, soit déportés à Babylone.</w:t>
+      </w:r>
+    </w:p>
+    <w:p>
+      <w:pPr/>
+      <w:r>
+        <w:rPr>
+          <w:lang w:val="fr_FR" w:bidi="fr_FR"/>
+        </w:rPr>
+      </w:r>
+      <w:r>
+        <w:rPr>
+          <w:lang w:val="fr_FR" w:bidi="fr_FR"/>
+        </w:rPr>
+        <w:t>Nabucadnetsar, le roi de Babylone, connaissait Jérémie et l’appréciait (</w:t>
+      </w:r>
+      <w:hyperlink r:id="rId245">
+        <w:r>
+          <w:rPr>
+            <w:lang w:val="fr_FR" w:bidi="fr_FR"/>
+          </w:rPr>
+          <w:rPr>
+            <w:color w:val="0000EE"/>
+            <w:u w:val="single"/>
+          </w:rPr>
+          <w:t>Jr 39.11–12</w:t>
+        </w:r>
+      </w:hyperlink>
+      <w:r>
+        <w:rPr>
+          <w:lang w:val="fr_FR" w:bidi="fr_FR"/>
+        </w:rPr>
+        <w:t>). Pour cette raison, le chef de l’armée babylonienne a permis à Jérémie de rester avec les personnes demeurant en Juda. Jérémie a conseillé à ceux qui restaient d’accepter la domination de Babylone, même après que des rebelles judéens ont tué Guedalia, le gouverneur nommé par Babylone. Les Judéens ont ignoré le conseil de Jérémie et ont fui en Égypte. Jérémie a été emmené avec eux, et on sait peu de choses sur lui après cela. La tradition dit qu’il a été lapidé à mort par des exilés juifs à Tachpanès, en Égypte.</w:t>
+      </w:r>
+    </w:p>
+    <w:p>
+      <w:pPr/>
+      <w:r>
+        <w:rPr>
+          <w:lang w:val="fr_FR" w:bidi="fr_FR"/>
+        </w:rPr>
+      </w:r>
+      <w:r>
+        <w:rPr>
+          <w:lang w:val="fr_FR" w:bidi="fr_FR"/>
+        </w:rPr>
+        <w:t>Jérémie a été constamment rejeté, emprisonné et physiquement maltraité durant sa vie. Cependant, son ministère a eu des aspects positifs. Il a prédit que l’exil à Babylone serait temporaire (</w:t>
+      </w:r>
+      <w:hyperlink r:id="rId246">
+        <w:r>
+          <w:rPr>
+            <w:lang w:val="fr_FR" w:bidi="fr_FR"/>
+          </w:rPr>
+          <w:rPr>
+            <w:color w:val="0000EE"/>
+            <w:u w:val="single"/>
+          </w:rPr>
+          <w:t>Jr 25.1–14</w:t>
+        </w:r>
+      </w:hyperlink>
+      <w:r>
+        <w:rPr>
+          <w:lang w:val="fr_FR" w:bidi="fr_FR"/>
+        </w:rPr>
+        <w:t>) et que Dieu créerait une nouvelle alliance avec son peuple (</w:t>
+      </w:r>
+      <w:hyperlink r:id="rId247">
+        <w:r>
+          <w:rPr>
+            <w:lang w:val="fr_FR" w:bidi="fr_FR"/>
+          </w:rPr>
+          <w:rPr>
+            <w:color w:val="0000EE"/>
+            <w:u w:val="single"/>
+          </w:rPr>
+          <w:t>31.31–34</w:t>
+        </w:r>
+      </w:hyperlink>
+      <w:r>
+        <w:rPr>
+          <w:lang w:val="fr_FR" w:bidi="fr_FR"/>
+        </w:rPr>
+        <w:t>). Jésus-Christ a accompli cette promesse (</w:t>
+      </w:r>
+      <w:hyperlink r:id="rId248">
+        <w:r>
+          <w:rPr>
+            <w:lang w:val="fr_FR" w:bidi="fr_FR"/>
+          </w:rPr>
+          <w:rPr>
+            <w:color w:val="0000EE"/>
+            <w:u w:val="single"/>
+          </w:rPr>
+          <w:t>Lc 22.20</w:t>
         </w:r>
       </w:hyperlink>
       <w:r>
@@ -5749,117 +6916,10 @@
       </w:r>
       <w:r>
         <w:rPr>
-          <w:lang w:val="fr_FR" w:bidi="fr_FR"/>
-        </w:rPr>
-        <w:t>Les gens croient que Jean est le « disciple que Jésus aimait » non nommé et « un autre disciple » mentionné dans l’Évangile de Jean (</w:t>
-      </w:r>
-      <w:hyperlink r:id="rId224">
-        <w:r>
-          <w:rPr>
-            <w:lang w:val="fr_FR" w:bidi="fr_FR"/>
-          </w:rPr>
-          <w:rPr>
-            <w:color w:val="0000EE"/>
-            <w:u w:val="single"/>
-          </w:rPr>
-          <w:t>Jn 13.23–25</w:t>
-        </w:r>
-      </w:hyperlink>
-      <w:r>
-        <w:rPr>
-          <w:lang w:val="fr_FR" w:bidi="fr_FR"/>
-        </w:rPr>
-        <w:t xml:space="preserve"> ; </w:t>
-      </w:r>
-      <w:hyperlink r:id="rId225">
-        <w:r>
-          <w:rPr>
-            <w:lang w:val="fr_FR" w:bidi="fr_FR"/>
-          </w:rPr>
-          <w:rPr>
-            <w:color w:val="0000EE"/>
-            <w:u w:val="single"/>
-          </w:rPr>
-          <w:t>18.15–16</w:t>
-        </w:r>
-      </w:hyperlink>
-      <w:r>
-        <w:rPr>
-          <w:lang w:val="fr_FR" w:bidi="fr_FR"/>
-        </w:rPr>
-        <w:t xml:space="preserve"> ; </w:t>
-      </w:r>
-      <w:hyperlink r:id="rId226">
-        <w:r>
-          <w:rPr>
-            <w:lang w:val="fr_FR" w:bidi="fr_FR"/>
-          </w:rPr>
-          <w:rPr>
-            <w:color w:val="0000EE"/>
-            <w:u w:val="single"/>
-          </w:rPr>
-          <w:t>19.26–27</w:t>
-        </w:r>
-      </w:hyperlink>
-      <w:r>
-        <w:rPr>
-          <w:lang w:val="fr_FR" w:bidi="fr_FR"/>
-        </w:rPr>
-        <w:t xml:space="preserve"> ; </w:t>
-      </w:r>
-      <w:hyperlink r:id="rId227">
-        <w:r>
-          <w:rPr>
-            <w:lang w:val="fr_FR" w:bidi="fr_FR"/>
-          </w:rPr>
-          <w:rPr>
-            <w:color w:val="0000EE"/>
-            <w:u w:val="single"/>
-          </w:rPr>
-          <w:t>20.2–10</w:t>
-        </w:r>
-      </w:hyperlink>
-      <w:r>
-        <w:rPr>
-          <w:lang w:val="fr_FR" w:bidi="fr_FR"/>
-        </w:rPr>
-        <w:t xml:space="preserve"> ; </w:t>
-      </w:r>
-      <w:hyperlink r:id="rId228">
-        <w:r>
-          <w:rPr>
-            <w:lang w:val="fr_FR" w:bidi="fr_FR"/>
-          </w:rPr>
-          <w:rPr>
-            <w:color w:val="0000EE"/>
-            <w:u w:val="single"/>
-          </w:rPr>
-          <w:t>21.20–24</w:t>
-        </w:r>
-      </w:hyperlink>
-      <w:r>
-        <w:rPr>
-          <w:lang w:val="fr_FR" w:bidi="fr_FR"/>
-        </w:rPr>
-        <w:t>). Il pourrait avoir été le disciple non nommé de Jean le Baptiste qui, avec André, est devenu un des premiers disciples de Jésus (</w:t>
-      </w:r>
-      <w:hyperlink r:id="rId168">
-        <w:r>
-          <w:rPr>
-            <w:lang w:val="fr_FR" w:bidi="fr_FR"/>
-          </w:rPr>
-          <w:rPr>
-            <w:color w:val="0000EE"/>
-            <w:u w:val="single"/>
-          </w:rPr>
-          <w:t>Jn 1.35–40</w:t>
-        </w:r>
-      </w:hyperlink>
-      <w:r>
-        <w:rPr>
-          <w:lang w:val="fr_FR" w:bidi="fr_FR"/>
-        </w:rPr>
-        <w:t>).</w:t>
+          <w:u w:val="single"/>
+          <w:lang w:val="fr_FR" w:bidi="fr_FR"/>
+        </w:rPr>
+        <w:t>Passages pour une étude approfondie</w:t>
       </w:r>
     </w:p>
     <w:p>
@@ -5869,108 +6929,34 @@
           <w:lang w:val="fr_FR" w:bidi="fr_FR"/>
         </w:rPr>
       </w:r>
-      <w:r>
-        <w:rPr>
-          <w:lang w:val="fr_FR" w:bidi="fr_FR"/>
-        </w:rPr>
-        <w:t>Le nom de Jean apparaît trois fois dans les Actes. Chaque fois, il travaille avec Pierre (</w:t>
-      </w:r>
-      <w:hyperlink r:id="rId229">
-        <w:r>
-          <w:rPr>
-            <w:lang w:val="fr_FR" w:bidi="fr_FR"/>
-          </w:rPr>
-          <w:rPr>
-            <w:color w:val="0000EE"/>
-            <w:u w:val="single"/>
-          </w:rPr>
-          <w:t>Ac 3.1–11</w:t>
-        </w:r>
-      </w:hyperlink>
-      <w:r>
-        <w:rPr>
-          <w:lang w:val="fr_FR" w:bidi="fr_FR"/>
-        </w:rPr>
-        <w:t xml:space="preserve"> ; </w:t>
-      </w:r>
-      <w:hyperlink r:id="rId230">
-        <w:r>
-          <w:rPr>
-            <w:lang w:val="fr_FR" w:bidi="fr_FR"/>
-          </w:rPr>
-          <w:rPr>
-            <w:color w:val="0000EE"/>
-            <w:u w:val="single"/>
-          </w:rPr>
-          <w:t>4.1–23</w:t>
-        </w:r>
-      </w:hyperlink>
-      <w:r>
-        <w:rPr>
-          <w:lang w:val="fr_FR" w:bidi="fr_FR"/>
-        </w:rPr>
-        <w:t xml:space="preserve"> ; </w:t>
-      </w:r>
-      <w:hyperlink r:id="rId231">
-        <w:r>
-          <w:rPr>
-            <w:lang w:val="fr_FR" w:bidi="fr_FR"/>
-          </w:rPr>
-          <w:rPr>
-            <w:color w:val="0000EE"/>
-            <w:u w:val="single"/>
-          </w:rPr>
-          <w:t>8.14–25</w:t>
-        </w:r>
-      </w:hyperlink>
-      <w:r>
-        <w:rPr>
-          <w:lang w:val="fr_FR" w:bidi="fr_FR"/>
-        </w:rPr>
-        <w:t>). Paul l’a appelé l’un des « piliers » de l’église à Jérusalem (</w:t>
-      </w:r>
-      <w:hyperlink r:id="rId146">
-        <w:r>
-          <w:rPr>
-            <w:lang w:val="fr_FR" w:bidi="fr_FR"/>
-          </w:rPr>
-          <w:rPr>
-            <w:color w:val="0000EE"/>
-            <w:u w:val="single"/>
-          </w:rPr>
-          <w:t>Ga 2.9</w:t>
-        </w:r>
-      </w:hyperlink>
-      <w:r>
-        <w:rPr>
-          <w:lang w:val="fr_FR" w:bidi="fr_FR"/>
-        </w:rPr>
-        <w:t>). Cela signifiait que Jean était un chef important dans l’église de Jérusalem.</w:t>
-      </w:r>
-    </w:p>
-    <w:p>
-      <w:pPr/>
-      <w:r>
-        <w:rPr>
-          <w:lang w:val="fr_FR" w:bidi="fr_FR"/>
-        </w:rPr>
-      </w:r>
-      <w:r>
-        <w:rPr>
-          <w:lang w:val="fr_FR" w:bidi="fr_FR"/>
-        </w:rPr>
-        <w:t>L’histoire la plus courante concernant la vie ultérieure de Jean est qu’il a déménagé à Éphèse. Là, il est devenu l’évêque d’Asie Mineure. Il a vécu jusqu’à un âge avancé et est mort paisiblement entouré d’amis. Son Évangile offre une image profonde de Jésus, et ses lettres (</w:t>
-      </w:r>
-      <w:hyperlink r:id="rId232">
-        <w:r>
-          <w:rPr>
-            <w:lang w:val="fr_FR" w:bidi="fr_FR"/>
-          </w:rPr>
-          <w:rPr>
-            <w:color w:val="0000EE"/>
-            <w:u w:val="single"/>
-          </w:rPr>
-          <w:t>1J</w:t>
+      <w:hyperlink r:id="rId249">
+        <w:r>
+          <w:rPr>
+            <w:lang w:val="fr_FR" w:bidi="fr_FR"/>
+          </w:rPr>
+          <w:rPr>
+            <w:color w:val="0000EE"/>
+            <w:u w:val="single"/>
+          </w:rPr>
+          <w:t>2Ch 35.25</w:t>
+        </w:r>
+      </w:hyperlink>
+      <w:r>
+        <w:rPr>
+          <w:lang w:val="fr_FR" w:bidi="fr_FR"/>
+        </w:rPr>
+        <w:t xml:space="preserve"> ; </w:t>
+      </w:r>
+      <w:hyperlink r:id="rId250">
+        <w:r>
+          <w:rPr>
+            <w:lang w:val="fr_FR" w:bidi="fr_FR"/>
+          </w:rPr>
+          <w:rPr>
+            <w:color w:val="0000EE"/>
+            <w:u w:val="single"/>
+          </w:rPr>
+          <w:t>36.12</w:t>
         </w:r>
       </w:hyperlink>
       <w:r>
@@ -5979,992 +6965,6 @@
         </w:rPr>
         <w:t xml:space="preserve">, </w:t>
       </w:r>
-      <w:hyperlink r:id="rId233">
-        <w:r>
-          <w:rPr>
-            <w:lang w:val="fr_FR" w:bidi="fr_FR"/>
-          </w:rPr>
-          <w:rPr>
-            <w:color w:val="0000EE"/>
-            <w:u w:val="single"/>
-          </w:rPr>
-          <w:t>2J</w:t>
-        </w:r>
-      </w:hyperlink>
-      <w:r>
-        <w:rPr>
-          <w:lang w:val="fr_FR" w:bidi="fr_FR"/>
-        </w:rPr>
-        <w:t xml:space="preserve"> et </w:t>
-      </w:r>
-      <w:hyperlink r:id="rId234">
-        <w:r>
-          <w:rPr>
-            <w:lang w:val="fr_FR" w:bidi="fr_FR"/>
-          </w:rPr>
-          <w:rPr>
-            <w:color w:val="0000EE"/>
-            <w:u w:val="single"/>
-          </w:rPr>
-          <w:t>3J</w:t>
-        </w:r>
-      </w:hyperlink>
-      <w:r>
-        <w:rPr>
-          <w:lang w:val="fr_FR" w:bidi="fr_FR"/>
-        </w:rPr>
-        <w:t>) offrent une vue inspirante de la vie chrétienne.</w:t>
-      </w:r>
-    </w:p>
-    <w:p>
-      <w:pPr/>
-      <w:r>
-        <w:rPr>
-          <w:lang w:val="fr_FR" w:bidi="fr_FR"/>
-        </w:rPr>
-      </w:r>
-      <w:r>
-        <w:rPr>
-          <w:u w:val="single"/>
-          <w:lang w:val="fr_FR" w:bidi="fr_FR"/>
-        </w:rPr>
-        <w:t>Passages pour une étude approfondie</w:t>
-      </w:r>
-    </w:p>
-    <w:p>
-      <w:pPr/>
-      <w:r>
-        <w:rPr>
-          <w:lang w:val="fr_FR" w:bidi="fr_FR"/>
-        </w:rPr>
-      </w:r>
-      <w:hyperlink r:id="rId112">
-        <w:r>
-          <w:rPr>
-            <w:lang w:val="fr_FR" w:bidi="fr_FR"/>
-          </w:rPr>
-          <w:rPr>
-            <w:color w:val="0000EE"/>
-            <w:u w:val="single"/>
-          </w:rPr>
-          <w:t>Mt 4.21–22</w:t>
-        </w:r>
-      </w:hyperlink>
-      <w:r>
-        <w:rPr>
-          <w:lang w:val="fr_FR" w:bidi="fr_FR"/>
-        </w:rPr>
-        <w:t xml:space="preserve"> ; </w:t>
-      </w:r>
-      <w:hyperlink r:id="rId113">
-        <w:r>
-          <w:rPr>
-            <w:lang w:val="fr_FR" w:bidi="fr_FR"/>
-          </w:rPr>
-          <w:rPr>
-            <w:color w:val="0000EE"/>
-            <w:u w:val="single"/>
-          </w:rPr>
-          <w:t>10.2</w:t>
-        </w:r>
-      </w:hyperlink>
-      <w:r>
-        <w:rPr>
-          <w:lang w:val="fr_FR" w:bidi="fr_FR"/>
-        </w:rPr>
-        <w:t xml:space="preserve"> ; </w:t>
-      </w:r>
-      <w:hyperlink r:id="rId114">
-        <w:r>
-          <w:rPr>
-            <w:lang w:val="fr_FR" w:bidi="fr_FR"/>
-          </w:rPr>
-          <w:rPr>
-            <w:color w:val="0000EE"/>
-            <w:u w:val="single"/>
-          </w:rPr>
-          <w:t>17.1</w:t>
-        </w:r>
-      </w:hyperlink>
-      <w:r>
-        <w:rPr>
-          <w:lang w:val="fr_FR" w:bidi="fr_FR"/>
-        </w:rPr>
-        <w:t xml:space="preserve"> ; </w:t>
-      </w:r>
-      <w:hyperlink r:id="rId115">
-        <w:r>
-          <w:rPr>
-            <w:lang w:val="fr_FR" w:bidi="fr_FR"/>
-          </w:rPr>
-          <w:rPr>
-            <w:color w:val="0000EE"/>
-            <w:u w:val="single"/>
-          </w:rPr>
-          <w:t>20.20–24</w:t>
-        </w:r>
-      </w:hyperlink>
-      <w:r>
-        <w:rPr>
-          <w:lang w:val="fr_FR" w:bidi="fr_FR"/>
-        </w:rPr>
-        <w:t xml:space="preserve"> ; </w:t>
-      </w:r>
-      <w:hyperlink r:id="rId116">
-        <w:r>
-          <w:rPr>
-            <w:lang w:val="fr_FR" w:bidi="fr_FR"/>
-          </w:rPr>
-          <w:rPr>
-            <w:color w:val="0000EE"/>
-            <w:u w:val="single"/>
-          </w:rPr>
-          <w:t>26.37–46</w:t>
-        </w:r>
-      </w:hyperlink>
-      <w:r>
-        <w:rPr>
-          <w:lang w:val="fr_FR" w:bidi="fr_FR"/>
-        </w:rPr>
-        <w:t xml:space="preserve"> ; </w:t>
-      </w:r>
-      <w:hyperlink r:id="rId117">
-        <w:r>
-          <w:rPr>
-            <w:lang w:val="fr_FR" w:bidi="fr_FR"/>
-          </w:rPr>
-          <w:rPr>
-            <w:color w:val="0000EE"/>
-            <w:u w:val="single"/>
-          </w:rPr>
-          <w:t>Mc 1.19–20</w:t>
-        </w:r>
-      </w:hyperlink>
-      <w:r>
-        <w:rPr>
-          <w:lang w:val="fr_FR" w:bidi="fr_FR"/>
-        </w:rPr>
-        <w:t xml:space="preserve">, </w:t>
-      </w:r>
-      <w:hyperlink r:id="rId118">
-        <w:r>
-          <w:rPr>
-            <w:lang w:val="fr_FR" w:bidi="fr_FR"/>
-          </w:rPr>
-          <w:rPr>
-            <w:color w:val="0000EE"/>
-            <w:u w:val="single"/>
-          </w:rPr>
-          <w:t>29</w:t>
-        </w:r>
-      </w:hyperlink>
-      <w:r>
-        <w:rPr>
-          <w:lang w:val="fr_FR" w:bidi="fr_FR"/>
-        </w:rPr>
-        <w:t xml:space="preserve"> ; </w:t>
-      </w:r>
-      <w:hyperlink r:id="rId97">
-        <w:r>
-          <w:rPr>
-            <w:lang w:val="fr_FR" w:bidi="fr_FR"/>
-          </w:rPr>
-          <w:rPr>
-            <w:color w:val="0000EE"/>
-            <w:u w:val="single"/>
-          </w:rPr>
-          <w:t>3.17</w:t>
-        </w:r>
-      </w:hyperlink>
-      <w:r>
-        <w:rPr>
-          <w:lang w:val="fr_FR" w:bidi="fr_FR"/>
-        </w:rPr>
-        <w:t xml:space="preserve"> ; </w:t>
-      </w:r>
-      <w:hyperlink r:id="rId99">
-        <w:r>
-          <w:rPr>
-            <w:lang w:val="fr_FR" w:bidi="fr_FR"/>
-          </w:rPr>
-          <w:rPr>
-            <w:color w:val="0000EE"/>
-            <w:u w:val="single"/>
-          </w:rPr>
-          <w:t>5.37</w:t>
-        </w:r>
-      </w:hyperlink>
-      <w:r>
-        <w:rPr>
-          <w:lang w:val="fr_FR" w:bidi="fr_FR"/>
-        </w:rPr>
-        <w:t xml:space="preserve"> ; </w:t>
-      </w:r>
-      <w:hyperlink r:id="rId119">
-        <w:r>
-          <w:rPr>
-            <w:lang w:val="fr_FR" w:bidi="fr_FR"/>
-          </w:rPr>
-          <w:rPr>
-            <w:color w:val="0000EE"/>
-            <w:u w:val="single"/>
-          </w:rPr>
-          <w:t>9.2</w:t>
-        </w:r>
-      </w:hyperlink>
-      <w:r>
-        <w:rPr>
-          <w:lang w:val="fr_FR" w:bidi="fr_FR"/>
-        </w:rPr>
-        <w:t xml:space="preserve">, </w:t>
-      </w:r>
-      <w:hyperlink r:id="rId235">
-        <w:r>
-          <w:rPr>
-            <w:lang w:val="fr_FR" w:bidi="fr_FR"/>
-          </w:rPr>
-          <w:rPr>
-            <w:color w:val="0000EE"/>
-            <w:u w:val="single"/>
-          </w:rPr>
-          <w:t>38</w:t>
-        </w:r>
-      </w:hyperlink>
-      <w:r>
-        <w:rPr>
-          <w:lang w:val="fr_FR" w:bidi="fr_FR"/>
-        </w:rPr>
-        <w:t xml:space="preserve"> ; </w:t>
-      </w:r>
-      <w:hyperlink r:id="rId120">
-        <w:r>
-          <w:rPr>
-            <w:lang w:val="fr_FR" w:bidi="fr_FR"/>
-          </w:rPr>
-          <w:rPr>
-            <w:color w:val="0000EE"/>
-            <w:u w:val="single"/>
-          </w:rPr>
-          <w:t>10.35–41</w:t>
-        </w:r>
-      </w:hyperlink>
-      <w:r>
-        <w:rPr>
-          <w:lang w:val="fr_FR" w:bidi="fr_FR"/>
-        </w:rPr>
-        <w:t xml:space="preserve"> ; </w:t>
-      </w:r>
-      <w:hyperlink r:id="rId121">
-        <w:r>
-          <w:rPr>
-            <w:lang w:val="fr_FR" w:bidi="fr_FR"/>
-          </w:rPr>
-          <w:rPr>
-            <w:color w:val="0000EE"/>
-            <w:u w:val="single"/>
-          </w:rPr>
-          <w:t>13.3–4</w:t>
-        </w:r>
-      </w:hyperlink>
-      <w:r>
-        <w:rPr>
-          <w:lang w:val="fr_FR" w:bidi="fr_FR"/>
-        </w:rPr>
-        <w:t xml:space="preserve"> ; </w:t>
-      </w:r>
-      <w:hyperlink r:id="rId122">
-        <w:r>
-          <w:rPr>
-            <w:lang w:val="fr_FR" w:bidi="fr_FR"/>
-          </w:rPr>
-          <w:rPr>
-            <w:color w:val="0000EE"/>
-            <w:u w:val="single"/>
-          </w:rPr>
-          <w:t>14.33–42</w:t>
-        </w:r>
-      </w:hyperlink>
-      <w:r>
-        <w:rPr>
-          <w:lang w:val="fr_FR" w:bidi="fr_FR"/>
-        </w:rPr>
-        <w:t xml:space="preserve"> ; </w:t>
-      </w:r>
-      <w:hyperlink r:id="rId93">
-        <w:r>
-          <w:rPr>
-            <w:lang w:val="fr_FR" w:bidi="fr_FR"/>
-          </w:rPr>
-          <w:rPr>
-            <w:color w:val="0000EE"/>
-            <w:u w:val="single"/>
-          </w:rPr>
-          <w:t>Lc 5.10</w:t>
-        </w:r>
-      </w:hyperlink>
-      <w:r>
-        <w:rPr>
-          <w:lang w:val="fr_FR" w:bidi="fr_FR"/>
-        </w:rPr>
-        <w:t xml:space="preserve"> ; </w:t>
-      </w:r>
-      <w:hyperlink r:id="rId123">
-        <w:r>
-          <w:rPr>
-            <w:lang w:val="fr_FR" w:bidi="fr_FR"/>
-          </w:rPr>
-          <w:rPr>
-            <w:color w:val="0000EE"/>
-            <w:u w:val="single"/>
-          </w:rPr>
-          <w:t>6.14</w:t>
-        </w:r>
-      </w:hyperlink>
-      <w:r>
-        <w:rPr>
-          <w:lang w:val="fr_FR" w:bidi="fr_FR"/>
-        </w:rPr>
-        <w:t xml:space="preserve"> ; </w:t>
-      </w:r>
-      <w:hyperlink r:id="rId100">
-        <w:r>
-          <w:rPr>
-            <w:lang w:val="fr_FR" w:bidi="fr_FR"/>
-          </w:rPr>
-          <w:rPr>
-            <w:color w:val="0000EE"/>
-            <w:u w:val="single"/>
-          </w:rPr>
-          <w:t>8.51</w:t>
-        </w:r>
-      </w:hyperlink>
-      <w:r>
-        <w:rPr>
-          <w:lang w:val="fr_FR" w:bidi="fr_FR"/>
-        </w:rPr>
-        <w:t xml:space="preserve"> ; </w:t>
-      </w:r>
-      <w:hyperlink r:id="rId124">
-        <w:r>
-          <w:rPr>
-            <w:lang w:val="fr_FR" w:bidi="fr_FR"/>
-          </w:rPr>
-          <w:rPr>
-            <w:color w:val="0000EE"/>
-            <w:u w:val="single"/>
-          </w:rPr>
-          <w:t>9.28</w:t>
-        </w:r>
-      </w:hyperlink>
-      <w:r>
-        <w:rPr>
-          <w:lang w:val="fr_FR" w:bidi="fr_FR"/>
-        </w:rPr>
-        <w:t xml:space="preserve">, </w:t>
-      </w:r>
-      <w:hyperlink r:id="rId236">
-        <w:r>
-          <w:rPr>
-            <w:lang w:val="fr_FR" w:bidi="fr_FR"/>
-          </w:rPr>
-          <w:rPr>
-            <w:color w:val="0000EE"/>
-            <w:u w:val="single"/>
-          </w:rPr>
-          <w:t>49</w:t>
-        </w:r>
-      </w:hyperlink>
-      <w:r>
-        <w:rPr>
-          <w:lang w:val="fr_FR" w:bidi="fr_FR"/>
-        </w:rPr>
-        <w:t xml:space="preserve">, </w:t>
-      </w:r>
-      <w:hyperlink r:id="rId98">
-        <w:r>
-          <w:rPr>
-            <w:lang w:val="fr_FR" w:bidi="fr_FR"/>
-          </w:rPr>
-          <w:rPr>
-            <w:color w:val="0000EE"/>
-            <w:u w:val="single"/>
-          </w:rPr>
-          <w:t>54</w:t>
-        </w:r>
-      </w:hyperlink>
-      <w:r>
-        <w:rPr>
-          <w:lang w:val="fr_FR" w:bidi="fr_FR"/>
-        </w:rPr>
-        <w:t xml:space="preserve"> ; </w:t>
-      </w:r>
-      <w:hyperlink r:id="rId224">
-        <w:r>
-          <w:rPr>
-            <w:lang w:val="fr_FR" w:bidi="fr_FR"/>
-          </w:rPr>
-          <w:rPr>
-            <w:color w:val="0000EE"/>
-            <w:u w:val="single"/>
-          </w:rPr>
-          <w:t>Jn 13.23–25</w:t>
-        </w:r>
-      </w:hyperlink>
-      <w:r>
-        <w:rPr>
-          <w:lang w:val="fr_FR" w:bidi="fr_FR"/>
-        </w:rPr>
-        <w:t xml:space="preserve"> ; </w:t>
-      </w:r>
-      <w:hyperlink r:id="rId225">
-        <w:r>
-          <w:rPr>
-            <w:lang w:val="fr_FR" w:bidi="fr_FR"/>
-          </w:rPr>
-          <w:rPr>
-            <w:color w:val="0000EE"/>
-            <w:u w:val="single"/>
-          </w:rPr>
-          <w:t>18.15–16</w:t>
-        </w:r>
-      </w:hyperlink>
-      <w:r>
-        <w:rPr>
-          <w:lang w:val="fr_FR" w:bidi="fr_FR"/>
-        </w:rPr>
-        <w:t xml:space="preserve"> ; </w:t>
-      </w:r>
-      <w:hyperlink r:id="rId226">
-        <w:r>
-          <w:rPr>
-            <w:lang w:val="fr_FR" w:bidi="fr_FR"/>
-          </w:rPr>
-          <w:rPr>
-            <w:color w:val="0000EE"/>
-            <w:u w:val="single"/>
-          </w:rPr>
-          <w:t>19.26–27</w:t>
-        </w:r>
-      </w:hyperlink>
-      <w:r>
-        <w:rPr>
-          <w:lang w:val="fr_FR" w:bidi="fr_FR"/>
-        </w:rPr>
-        <w:t xml:space="preserve"> ; </w:t>
-      </w:r>
-      <w:hyperlink r:id="rId227">
-        <w:r>
-          <w:rPr>
-            <w:lang w:val="fr_FR" w:bidi="fr_FR"/>
-          </w:rPr>
-          <w:rPr>
-            <w:color w:val="0000EE"/>
-            <w:u w:val="single"/>
-          </w:rPr>
-          <w:t>20.2–10</w:t>
-        </w:r>
-      </w:hyperlink>
-      <w:r>
-        <w:rPr>
-          <w:lang w:val="fr_FR" w:bidi="fr_FR"/>
-        </w:rPr>
-        <w:t xml:space="preserve"> ; </w:t>
-      </w:r>
-      <w:hyperlink r:id="rId126">
-        <w:r>
-          <w:rPr>
-            <w:lang w:val="fr_FR" w:bidi="fr_FR"/>
-          </w:rPr>
-          <w:rPr>
-            <w:color w:val="0000EE"/>
-            <w:u w:val="single"/>
-          </w:rPr>
-          <w:t>21.2</w:t>
-        </w:r>
-      </w:hyperlink>
-      <w:r>
-        <w:rPr>
-          <w:lang w:val="fr_FR" w:bidi="fr_FR"/>
-        </w:rPr>
-        <w:t xml:space="preserve">, </w:t>
-      </w:r>
-      <w:hyperlink r:id="rId237">
-        <w:r>
-          <w:rPr>
-            <w:lang w:val="fr_FR" w:bidi="fr_FR"/>
-          </w:rPr>
-          <w:rPr>
-            <w:color w:val="0000EE"/>
-            <w:u w:val="single"/>
-          </w:rPr>
-          <w:t>7</w:t>
-        </w:r>
-      </w:hyperlink>
-      <w:r>
-        <w:rPr>
-          <w:lang w:val="fr_FR" w:bidi="fr_FR"/>
-        </w:rPr>
-        <w:t xml:space="preserve">, </w:t>
-      </w:r>
-      <w:hyperlink r:id="rId228">
-        <w:r>
-          <w:rPr>
-            <w:lang w:val="fr_FR" w:bidi="fr_FR"/>
-          </w:rPr>
-          <w:rPr>
-            <w:color w:val="0000EE"/>
-            <w:u w:val="single"/>
-          </w:rPr>
-          <w:t>20–24</w:t>
-        </w:r>
-      </w:hyperlink>
-      <w:r>
-        <w:rPr>
-          <w:lang w:val="fr_FR" w:bidi="fr_FR"/>
-        </w:rPr>
-        <w:t xml:space="preserve"> ; </w:t>
-      </w:r>
-      <w:hyperlink r:id="rId127">
-        <w:r>
-          <w:rPr>
-            <w:lang w:val="fr_FR" w:bidi="fr_FR"/>
-          </w:rPr>
-          <w:rPr>
-            <w:color w:val="0000EE"/>
-            <w:u w:val="single"/>
-          </w:rPr>
-          <w:t>Ac 1.13</w:t>
-        </w:r>
-      </w:hyperlink>
-      <w:r>
-        <w:rPr>
-          <w:lang w:val="fr_FR" w:bidi="fr_FR"/>
-        </w:rPr>
-        <w:t xml:space="preserve"> ; </w:t>
-      </w:r>
-      <w:hyperlink r:id="rId229">
-        <w:r>
-          <w:rPr>
-            <w:lang w:val="fr_FR" w:bidi="fr_FR"/>
-          </w:rPr>
-          <w:rPr>
-            <w:color w:val="0000EE"/>
-            <w:u w:val="single"/>
-          </w:rPr>
-          <w:t>3.1–11</w:t>
-        </w:r>
-      </w:hyperlink>
-      <w:r>
-        <w:rPr>
-          <w:lang w:val="fr_FR" w:bidi="fr_FR"/>
-        </w:rPr>
-        <w:t xml:space="preserve"> ; </w:t>
-      </w:r>
-      <w:hyperlink r:id="rId238">
-        <w:r>
-          <w:rPr>
-            <w:lang w:val="fr_FR" w:bidi="fr_FR"/>
-          </w:rPr>
-          <w:rPr>
-            <w:color w:val="0000EE"/>
-            <w:u w:val="single"/>
-          </w:rPr>
-          <w:t>4.1–22</w:t>
-        </w:r>
-      </w:hyperlink>
-      <w:r>
-        <w:rPr>
-          <w:lang w:val="fr_FR" w:bidi="fr_FR"/>
-        </w:rPr>
-        <w:t xml:space="preserve"> ; </w:t>
-      </w:r>
-      <w:hyperlink r:id="rId239">
-        <w:r>
-          <w:rPr>
-            <w:lang w:val="fr_FR" w:bidi="fr_FR"/>
-          </w:rPr>
-          <w:rPr>
-            <w:color w:val="0000EE"/>
-            <w:u w:val="single"/>
-          </w:rPr>
-          <w:t>5.17–42</w:t>
-        </w:r>
-      </w:hyperlink>
-      <w:r>
-        <w:rPr>
-          <w:lang w:val="fr_FR" w:bidi="fr_FR"/>
-        </w:rPr>
-        <w:t xml:space="preserve"> ; </w:t>
-      </w:r>
-      <w:hyperlink r:id="rId231">
-        <w:r>
-          <w:rPr>
-            <w:lang w:val="fr_FR" w:bidi="fr_FR"/>
-          </w:rPr>
-          <w:rPr>
-            <w:color w:val="0000EE"/>
-            <w:u w:val="single"/>
-          </w:rPr>
-          <w:t>8.14–25</w:t>
-        </w:r>
-      </w:hyperlink>
-      <w:r>
-        <w:rPr>
-          <w:lang w:val="fr_FR" w:bidi="fr_FR"/>
-        </w:rPr>
-        <w:t xml:space="preserve"> ; </w:t>
-      </w:r>
-      <w:hyperlink r:id="rId146">
-        <w:r>
-          <w:rPr>
-            <w:lang w:val="fr_FR" w:bidi="fr_FR"/>
-          </w:rPr>
-          <w:rPr>
-            <w:color w:val="0000EE"/>
-            <w:u w:val="single"/>
-          </w:rPr>
-          <w:t>Ga 2.9</w:t>
-        </w:r>
-      </w:hyperlink>
-      <w:r>
-        <w:rPr>
-          <w:lang w:val="fr_FR" w:bidi="fr_FR"/>
-        </w:rPr>
-      </w:r>
-      <w:r>
-        <w:rPr>
-          <w:lang w:val="fr_FR" w:bidi="fr_FR"/>
-        </w:rPr>
-      </w:r>
-    </w:p>
-    <w:p>
-      <w:pPr/>
-      <w:r>
-        <w:rPr>
-          <w:lang w:val="fr_FR" w:bidi="fr_FR"/>
-        </w:rPr>
-      </w:r>
-    </w:p>
-    <w:p>
-      <w:pPr>
-        <w:pStyle w:val="Heading2"/>
-      </w:pPr>
-      <w:r>
-        <w:rPr>
-          <w:lang w:val="fr_FR" w:bidi="fr_FR"/>
-        </w:rPr>
-        <w:t>Jérémie</w:t>
-      </w:r>
-      <w:r>
-        <w:rPr>
-          <w:lang w:val="fr_FR" w:bidi="fr_FR"/>
-        </w:rPr>
-      </w:r>
-    </w:p>
-    <w:p>
-      <w:pPr/>
-      <w:r>
-        <w:rPr>
-          <w:lang w:val="fr_FR" w:bidi="fr_FR"/>
-        </w:rPr>
-      </w:r>
-      <w:r>
-        <w:rPr>
-          <w:lang w:val="fr_FR" w:bidi="fr_FR"/>
-        </w:rPr>
-        <w:t>Jérémie était un prophète à Jérusalem avant sa destruction en 586 av. J.‑C. Les gens l’appellent parfois le « prophète en pleurs » parce qu’il partageait ses luttes et ses chagrins tout en délivrant les messages de Dieu.</w:t>
-      </w:r>
-    </w:p>
-    <w:p>
-      <w:pPr/>
-      <w:r>
-        <w:rPr>
-          <w:lang w:val="fr_FR" w:bidi="fr_FR"/>
-        </w:rPr>
-      </w:r>
-      <w:r>
-        <w:rPr>
-          <w:lang w:val="fr_FR" w:bidi="fr_FR"/>
-        </w:rPr>
-        <w:t>Jérémie est né à Anathoth, près de Jérusalem, pendant le règne de Manassé. Son père était Hilkija de la tribu de Benjamin. Jérémie est devenu prophète la treizième année du règne de Josias (627 av. J.‑C.). Au début, Jérémie hésitait à accepter son rôle (</w:t>
-      </w:r>
-      <w:hyperlink r:id="rId240">
-        <w:r>
-          <w:rPr>
-            <w:lang w:val="fr_FR" w:bidi="fr_FR"/>
-          </w:rPr>
-          <w:rPr>
-            <w:color w:val="0000EE"/>
-            <w:u w:val="single"/>
-          </w:rPr>
-          <w:t>Jr 1.6</w:t>
-        </w:r>
-      </w:hyperlink>
-      <w:r>
-        <w:rPr>
-          <w:lang w:val="fr_FR" w:bidi="fr_FR"/>
-        </w:rPr>
-        <w:t>), mais Dieu a promis de le guider, de le protéger et de lui souffler les mots qu'il faut, même face à l’opposition (</w:t>
-      </w:r>
-      <w:hyperlink r:id="rId241">
-        <w:r>
-          <w:rPr>
-            <w:lang w:val="fr_FR" w:bidi="fr_FR"/>
-          </w:rPr>
-          <w:rPr>
-            <w:color w:val="0000EE"/>
-            <w:u w:val="single"/>
-          </w:rPr>
-          <w:t>Jr 1.7–8</w:t>
-        </w:r>
-      </w:hyperlink>
-      <w:r>
-        <w:rPr>
-          <w:lang w:val="fr_FR" w:bidi="fr_FR"/>
-        </w:rPr>
-        <w:t xml:space="preserve">, </w:t>
-      </w:r>
-      <w:hyperlink r:id="rId242">
-        <w:r>
-          <w:rPr>
-            <w:lang w:val="fr_FR" w:bidi="fr_FR"/>
-          </w:rPr>
-          <w:rPr>
-            <w:color w:val="0000EE"/>
-            <w:u w:val="single"/>
-          </w:rPr>
-          <w:t>18–19</w:t>
-        </w:r>
-      </w:hyperlink>
-      <w:r>
-        <w:rPr>
-          <w:lang w:val="fr_FR" w:bidi="fr_FR"/>
-        </w:rPr>
-        <w:t>).</w:t>
-      </w:r>
-    </w:p>
-    <w:p>
-      <w:pPr/>
-      <w:r>
-        <w:rPr>
-          <w:lang w:val="fr_FR" w:bidi="fr_FR"/>
-        </w:rPr>
-      </w:r>
-      <w:r>
-        <w:rPr>
-          <w:lang w:val="fr_FR" w:bidi="fr_FR"/>
-        </w:rPr>
-        <w:t>Jérémie a averti les rois et le peuple de Juda de se repentir pour éviter l’exil. Ils avaient rompu l’alliance de Dieu (accord spécial), notamment en adorant des idoles (</w:t>
-      </w:r>
-      <w:hyperlink r:id="rId243">
-        <w:r>
-          <w:rPr>
-            <w:lang w:val="fr_FR" w:bidi="fr_FR"/>
-          </w:rPr>
-          <w:rPr>
-            <w:color w:val="0000EE"/>
-            <w:u w:val="single"/>
-          </w:rPr>
-          <w:t>Jr 10.1–16</w:t>
-        </w:r>
-      </w:hyperlink>
-      <w:r>
-        <w:rPr>
-          <w:lang w:val="fr_FR" w:bidi="fr_FR"/>
-        </w:rPr>
-        <w:t>), et faisaient face aux conséquences (</w:t>
-      </w:r>
-      <w:hyperlink r:id="rId244">
-        <w:r>
-          <w:rPr>
-            <w:lang w:val="fr_FR" w:bidi="fr_FR"/>
-          </w:rPr>
-          <w:rPr>
-            <w:color w:val="0000EE"/>
-            <w:u w:val="single"/>
-          </w:rPr>
-          <w:t>Dt 27–28</w:t>
-        </w:r>
-      </w:hyperlink>
-      <w:r>
-        <w:rPr>
-          <w:lang w:val="fr_FR" w:bidi="fr_FR"/>
-        </w:rPr>
-        <w:t>). Ils ont refusé l’appel de Dieu à se repentir, alors Jérémie a ensuite annoncé que le jugement de Dieu était inévitable.</w:t>
-      </w:r>
-    </w:p>
-    <w:p>
-      <w:pPr/>
-      <w:r>
-        <w:rPr>
-          <w:lang w:val="fr_FR" w:bidi="fr_FR"/>
-        </w:rPr>
-      </w:r>
-      <w:r>
-        <w:rPr>
-          <w:lang w:val="fr_FR" w:bidi="fr_FR"/>
-        </w:rPr>
-        <w:t>Les dirigeants de Juda détestaient fortement Jérémie. Le roi Jojakim le méprisait et cherchait à l’empêcher de parler. Le roi Sédécias consultait secrètement Jérémie, mais cédait à ses officiers lorsqu’ils voulaient réduire le prophète au silence. Cependant, la parole de Dieu ne pouvait être arrêtée. Le jugement promis s’est réalisé en 586 av. J.‑C. : Jérusalem a été attaquée, le temple détruit, et les dirigeants de Juda ont été soit tués, soit déportés à Babylone.</w:t>
-      </w:r>
-    </w:p>
-    <w:p>
-      <w:pPr/>
-      <w:r>
-        <w:rPr>
-          <w:lang w:val="fr_FR" w:bidi="fr_FR"/>
-        </w:rPr>
-      </w:r>
-      <w:r>
-        <w:rPr>
-          <w:lang w:val="fr_FR" w:bidi="fr_FR"/>
-        </w:rPr>
-        <w:t>Nabucadnetsar, le roi de Babylone, connaissait Jérémie et l’appréciait (</w:t>
-      </w:r>
-      <w:hyperlink r:id="rId245">
-        <w:r>
-          <w:rPr>
-            <w:lang w:val="fr_FR" w:bidi="fr_FR"/>
-          </w:rPr>
-          <w:rPr>
-            <w:color w:val="0000EE"/>
-            <w:u w:val="single"/>
-          </w:rPr>
-          <w:t>Jr 39.11–12</w:t>
-        </w:r>
-      </w:hyperlink>
-      <w:r>
-        <w:rPr>
-          <w:lang w:val="fr_FR" w:bidi="fr_FR"/>
-        </w:rPr>
-        <w:t>). Pour cette raison, le chef de l’armée babylonienne a permis à Jérémie de rester avec les personnes demeurant en Juda. Jérémie a conseillé à ceux qui restaient d’accepter la domination de Babylone, même après que des rebelles judéens ont tué Guedalia, le gouverneur nommé par Babylone. Les Judéens ont ignoré le conseil de Jérémie et ont fui en Égypte. Jérémie a été emmené avec eux, et on sait peu de choses sur lui après cela. La tradition dit qu’il a été lapidé à mort par des exilés juifs à Tachpanès, en Égypte.</w:t>
-      </w:r>
-    </w:p>
-    <w:p>
-      <w:pPr/>
-      <w:r>
-        <w:rPr>
-          <w:lang w:val="fr_FR" w:bidi="fr_FR"/>
-        </w:rPr>
-      </w:r>
-      <w:r>
-        <w:rPr>
-          <w:lang w:val="fr_FR" w:bidi="fr_FR"/>
-        </w:rPr>
-        <w:t>Jérémie a été constamment rejeté, emprisonné et physiquement maltraité durant sa vie. Cependant, son ministère a eu des aspects positifs. Il a prédit que l’exil à Babylone serait temporaire (</w:t>
-      </w:r>
-      <w:hyperlink r:id="rId246">
-        <w:r>
-          <w:rPr>
-            <w:lang w:val="fr_FR" w:bidi="fr_FR"/>
-          </w:rPr>
-          <w:rPr>
-            <w:color w:val="0000EE"/>
-            <w:u w:val="single"/>
-          </w:rPr>
-          <w:t>Jr 25.1–14</w:t>
-        </w:r>
-      </w:hyperlink>
-      <w:r>
-        <w:rPr>
-          <w:lang w:val="fr_FR" w:bidi="fr_FR"/>
-        </w:rPr>
-        <w:t>) et que Dieu créerait une nouvelle alliance avec son peuple (</w:t>
-      </w:r>
-      <w:hyperlink r:id="rId247">
-        <w:r>
-          <w:rPr>
-            <w:lang w:val="fr_FR" w:bidi="fr_FR"/>
-          </w:rPr>
-          <w:rPr>
-            <w:color w:val="0000EE"/>
-            <w:u w:val="single"/>
-          </w:rPr>
-          <w:t>31.31–34</w:t>
-        </w:r>
-      </w:hyperlink>
-      <w:r>
-        <w:rPr>
-          <w:lang w:val="fr_FR" w:bidi="fr_FR"/>
-        </w:rPr>
-        <w:t>). Jésus-Christ a accompli cette promesse (</w:t>
-      </w:r>
-      <w:hyperlink r:id="rId248">
-        <w:r>
-          <w:rPr>
-            <w:lang w:val="fr_FR" w:bidi="fr_FR"/>
-          </w:rPr>
-          <w:rPr>
-            <w:color w:val="0000EE"/>
-            <w:u w:val="single"/>
-          </w:rPr>
-          <w:t>Lc 22.20</w:t>
-        </w:r>
-      </w:hyperlink>
-      <w:r>
-        <w:rPr>
-          <w:lang w:val="fr_FR" w:bidi="fr_FR"/>
-        </w:rPr>
-        <w:t>).</w:t>
-      </w:r>
-    </w:p>
-    <w:p>
-      <w:pPr/>
-      <w:r>
-        <w:rPr>
-          <w:lang w:val="fr_FR" w:bidi="fr_FR"/>
-        </w:rPr>
-      </w:r>
-      <w:r>
-        <w:rPr>
-          <w:u w:val="single"/>
-          <w:lang w:val="fr_FR" w:bidi="fr_FR"/>
-        </w:rPr>
-        <w:t>Passages pour une étude approfondie</w:t>
-      </w:r>
-    </w:p>
-    <w:p>
-      <w:pPr/>
-      <w:r>
-        <w:rPr>
-          <w:lang w:val="fr_FR" w:bidi="fr_FR"/>
-        </w:rPr>
-      </w:r>
-      <w:hyperlink r:id="rId249">
-        <w:r>
-          <w:rPr>
-            <w:lang w:val="fr_FR" w:bidi="fr_FR"/>
-          </w:rPr>
-          <w:rPr>
-            <w:color w:val="0000EE"/>
-            <w:u w:val="single"/>
-          </w:rPr>
-          <w:t>2Ch 35.25</w:t>
-        </w:r>
-      </w:hyperlink>
-      <w:r>
-        <w:rPr>
-          <w:lang w:val="fr_FR" w:bidi="fr_FR"/>
-        </w:rPr>
-        <w:t xml:space="preserve"> ; </w:t>
-      </w:r>
-      <w:hyperlink r:id="rId250">
-        <w:r>
-          <w:rPr>
-            <w:lang w:val="fr_FR" w:bidi="fr_FR"/>
-          </w:rPr>
-          <w:rPr>
-            <w:color w:val="0000EE"/>
-            <w:u w:val="single"/>
-          </w:rPr>
-          <w:t>36.12</w:t>
-        </w:r>
-      </w:hyperlink>
-      <w:r>
-        <w:rPr>
-          <w:lang w:val="fr_FR" w:bidi="fr_FR"/>
-        </w:rPr>
-        <w:t xml:space="preserve">, </w:t>
-      </w:r>
       <w:hyperlink r:id="rId251">
         <w:r>
           <w:rPr>
@@ -7145,7 +7145,7 @@
         </w:rPr>
         <w:t xml:space="preserve"> ; </w:t>
       </w:r>
-      <w:hyperlink r:id="rId183">
+      <w:hyperlink r:id="rId201">
         <w:r>
           <w:rPr>
             <w:lang w:val="fr_FR" w:bidi="fr_FR"/>
